--- a/Proyecto_Titulacion/Artifuclo/Informe de Criterios Observados.docx
+++ b/Proyecto_Titulacion/Artifuclo/Informe de Criterios Observados.docx
@@ -1,6 +1,6 @@
 
 <file path=word/document.xml><?xml version="1.0" encoding="utf-8"?>
-<w:document xmlns:wpc="http://schemas.microsoft.com/office/word/2010/wordprocessingCanvas" xmlns:cx="http://schemas.microsoft.com/office/drawing/2014/chartex" xmlns:cx1="http://schemas.microsoft.com/office/drawing/2015/9/8/chartex" xmlns:cx2="http://schemas.microsoft.com/office/drawing/2015/10/21/chartex" xmlns:cx3="http://schemas.microsoft.com/office/drawing/2016/5/9/chartex" xmlns:cx4="http://schemas.microsoft.com/office/drawing/2016/5/10/chartex" xmlns:cx5="http://schemas.microsoft.com/office/drawing/2016/5/11/chartex" xmlns:cx6="http://schemas.microsoft.com/office/drawing/2016/5/12/chartex" xmlns:cx7="http://schemas.microsoft.com/office/drawing/2016/5/13/chartex" xmlns:cx8="http://schemas.microsoft.com/office/drawing/2016/5/14/chartex" xmlns:mc="http://schemas.openxmlformats.org/markup-compatibility/2006" xmlns:aink="http://schemas.microsoft.com/office/drawing/2016/ink" xmlns:am3d="http://schemas.microsoft.com/office/drawing/2017/model3d" xmlns:o="urn:schemas-microsoft-com:office:office" xmlns:oel="http://schemas.microsoft.com/office/2019/extlst" xmlns:r="http://schemas.openxmlformats.org/officeDocument/2006/relationships" xmlns:m="http://schemas.openxmlformats.org/officeDocument/2006/math" xmlns:v="urn:schemas-microsoft-com:vml" xmlns:wp14="http://schemas.microsoft.com/office/word/2010/wordprocessingDrawing" xmlns:wp="http://schemas.openxmlformats.org/drawingml/2006/wordprocessingDrawing" xmlns:w10="urn:schemas-microsoft-com:office:word" xmlns:w="http://schemas.openxmlformats.org/wordprocessingml/2006/main" xmlns:w14="http://schemas.microsoft.com/office/word/2010/wordml" xmlns:w15="http://schemas.microsoft.com/office/word/2012/wordml" xmlns:w16cex="http://schemas.microsoft.com/office/word/2018/wordml/cex" xmlns:w16cid="http://schemas.microsoft.com/office/word/2016/wordml/cid" xmlns:w16="http://schemas.microsoft.com/office/word/2018/wordml" xmlns:w16sdtdh="http://schemas.microsoft.com/office/word/2020/wordml/sdtdatahash" xmlns:w16se="http://schemas.microsoft.com/office/word/2015/wordml/symex" xmlns:wpg="http://schemas.microsoft.com/office/word/2010/wordprocessingGroup" xmlns:wpi="http://schemas.microsoft.com/office/word/2010/wordprocessingInk" xmlns:wne="http://schemas.microsoft.com/office/word/2006/wordml" xmlns:wps="http://schemas.microsoft.com/office/word/2010/wordprocessingShape" mc:Ignorable="w14 w15 w16se w16cid w16 w16cex w16sdtdh wp14">
+<w:document xmlns:wpc="http://schemas.microsoft.com/office/word/2010/wordprocessingCanvas" xmlns:cx="http://schemas.microsoft.com/office/drawing/2014/chartex" xmlns:cx1="http://schemas.microsoft.com/office/drawing/2015/9/8/chartex" xmlns:cx2="http://schemas.microsoft.com/office/drawing/2015/10/21/chartex" xmlns:cx3="http://schemas.microsoft.com/office/drawing/2016/5/9/chartex" xmlns:cx4="http://schemas.microsoft.com/office/drawing/2016/5/10/chartex" xmlns:cx5="http://schemas.microsoft.com/office/drawing/2016/5/11/chartex" xmlns:cx6="http://schemas.microsoft.com/office/drawing/2016/5/12/chartex" xmlns:cx7="http://schemas.microsoft.com/office/drawing/2016/5/13/chartex" xmlns:cx8="http://schemas.microsoft.com/office/drawing/2016/5/14/chartex" xmlns:mc="http://schemas.openxmlformats.org/markup-compatibility/2006" xmlns:aink="http://schemas.microsoft.com/office/drawing/2016/ink" xmlns:am3d="http://schemas.microsoft.com/office/drawing/2017/model3d" xmlns:o="urn:schemas-microsoft-com:office:office" xmlns:oel="http://schemas.microsoft.com/office/2019/extlst" xmlns:r="http://schemas.openxmlformats.org/officeDocument/2006/relationships" xmlns:m="http://schemas.openxmlformats.org/officeDocument/2006/math" xmlns:v="urn:schemas-microsoft-com:vml" xmlns:wp14="http://schemas.microsoft.com/office/word/2010/wordprocessingDrawing" xmlns:wp="http://schemas.openxmlformats.org/drawingml/2006/wordprocessingDrawing" xmlns:w10="urn:schemas-microsoft-com:office:word" xmlns:w="http://schemas.openxmlformats.org/wordprocessingml/2006/main" xmlns:w14="http://schemas.microsoft.com/office/word/2010/wordml" xmlns:w15="http://schemas.microsoft.com/office/word/2012/wordml" xmlns:w16cei="http://schemas.microsoft.com/office/word/2026/wordml/cei" xmlns:w16cex="http://schemas.microsoft.com/office/word/2018/wordml/cex" xmlns:w16cid="http://schemas.microsoft.com/office/word/2016/wordml/cid" xmlns:w16="http://schemas.microsoft.com/office/word/2018/wordml" xmlns:w16du="http://schemas.microsoft.com/office/word/2023/wordml/word16du" xmlns:w16sdtdh="http://schemas.microsoft.com/office/word/2020/wordml/sdtdatahash" xmlns:w16sdtfl="http://schemas.microsoft.com/office/word/2024/wordml/sdtformatlock" xmlns:w16se="http://schemas.microsoft.com/office/word/2015/wordml/symex" xmlns:wpg="http://schemas.microsoft.com/office/word/2010/wordprocessingGroup" xmlns:wpi="http://schemas.microsoft.com/office/word/2010/wordprocessingInk" xmlns:wne="http://schemas.microsoft.com/office/word/2006/wordml" xmlns:wps="http://schemas.microsoft.com/office/word/2010/wordprocessingShape" mc:Ignorable="w14 w15 w16se w16cid w16 w16cex w16sdtdh w16sdtfl w16du wp14">
   <w:body>
     <w:p>
       <w:pPr>
@@ -242,16 +242,6 @@
         </w:rPr>
         <w:t xml:space="preserve"> </w:t>
       </w:r>
-      <w:r>
-        <w:rPr>
-          <w:rFonts w:ascii="Arial" w:hAnsi="Arial" w:cs="Arial"/>
-          <w:b/>
-          <w:color w:val="7F7F7F" w:themeColor="text1" w:themeTint="80"/>
-          <w:sz w:val="18"/>
-          <w:szCs w:val="18"/>
-        </w:rPr>
-        <w:t>y/o examen complexivo</w:t>
-      </w:r>
     </w:p>
     <w:p>
       <w:pPr>
@@ -311,65 +301,7 @@
           <w:sz w:val="18"/>
           <w:szCs w:val="18"/>
         </w:rPr>
-        <w:t>Lugar</w:t>
-      </w:r>
-      <w:r>
-        <w:rPr>
-          <w:rFonts w:ascii="Arial" w:hAnsi="Arial" w:cs="Arial"/>
-          <w:sz w:val="18"/>
-          <w:szCs w:val="18"/>
-        </w:rPr>
-        <w:t>,</w:t>
-      </w:r>
-      <w:r>
-        <w:rPr>
-          <w:rFonts w:ascii="Arial" w:hAnsi="Arial" w:cs="Arial"/>
-          <w:sz w:val="18"/>
-          <w:szCs w:val="18"/>
-        </w:rPr>
-        <w:t xml:space="preserve"> </w:t>
-      </w:r>
-      <w:proofErr w:type="spellStart"/>
-      <w:r>
-        <w:rPr>
-          <w:rFonts w:ascii="Arial" w:hAnsi="Arial" w:cs="Arial"/>
-          <w:sz w:val="18"/>
-          <w:szCs w:val="18"/>
-        </w:rPr>
-        <w:t>dd</w:t>
-      </w:r>
-      <w:proofErr w:type="spellEnd"/>
-      <w:r>
-        <w:rPr>
-          <w:rFonts w:ascii="Arial" w:hAnsi="Arial" w:cs="Arial"/>
-          <w:sz w:val="18"/>
-          <w:szCs w:val="18"/>
-        </w:rPr>
-        <w:t>/</w:t>
-      </w:r>
-      <w:r>
-        <w:rPr>
-          <w:rFonts w:ascii="Arial" w:hAnsi="Arial" w:cs="Arial"/>
-          <w:sz w:val="18"/>
-          <w:szCs w:val="18"/>
-        </w:rPr>
-        <w:t>mm</w:t>
-      </w:r>
-      <w:r>
-        <w:rPr>
-          <w:rFonts w:ascii="Arial" w:hAnsi="Arial" w:cs="Arial"/>
-          <w:sz w:val="18"/>
-          <w:szCs w:val="18"/>
-        </w:rPr>
-        <w:t>/</w:t>
-      </w:r>
-      <w:r>
-        <w:rPr>
-          <w:rFonts w:ascii="Arial" w:hAnsi="Arial" w:cs="Arial"/>
-          <w:sz w:val="18"/>
-          <w:szCs w:val="18"/>
-        </w:rPr>
-        <w:t>aa</w:t>
+        <w:t>Manta, 18 de agosto de 2026</w:t>
       </w:r>
       <w:r>
         <w:rPr>
@@ -410,188 +342,62 @@
           <w:sz w:val="18"/>
           <w:szCs w:val="18"/>
         </w:rPr>
-        <w:t xml:space="preserve">En cumplimiento a lo que dispone el Reglamento de Régimen </w:t>
-      </w:r>
-      <w:r>
-        <w:rPr>
-          <w:rFonts w:ascii="Arial" w:hAnsi="Arial" w:cs="Arial"/>
-          <w:sz w:val="18"/>
-          <w:szCs w:val="18"/>
-        </w:rPr>
-        <w:t xml:space="preserve">Académico </w:t>
-      </w:r>
-      <w:r>
-        <w:rPr>
-          <w:rFonts w:ascii="Arial" w:hAnsi="Arial" w:cs="Arial"/>
-          <w:sz w:val="18"/>
-          <w:szCs w:val="18"/>
-        </w:rPr>
-        <w:t>Interno</w:t>
-      </w:r>
-      <w:r>
-        <w:rPr>
-          <w:rFonts w:ascii="Arial" w:hAnsi="Arial" w:cs="Arial"/>
-          <w:sz w:val="18"/>
-          <w:szCs w:val="18"/>
-        </w:rPr>
-        <w:t xml:space="preserve"> sobre el</w:t>
-      </w:r>
-      <w:r>
-        <w:rPr>
-          <w:rFonts w:ascii="Arial" w:hAnsi="Arial" w:cs="Arial"/>
-          <w:sz w:val="18"/>
-          <w:szCs w:val="18"/>
-        </w:rPr>
-        <w:t xml:space="preserve"> proceso de titulación</w:t>
-      </w:r>
-      <w:r>
-        <w:rPr>
-          <w:rFonts w:ascii="Arial" w:hAnsi="Arial" w:cs="Arial"/>
-          <w:sz w:val="18"/>
-          <w:szCs w:val="18"/>
-        </w:rPr>
-        <w:t>, una vez que se ha</w:t>
-      </w:r>
-      <w:r>
-        <w:rPr>
-          <w:rFonts w:ascii="Arial" w:hAnsi="Arial" w:cs="Arial"/>
-          <w:sz w:val="18"/>
-          <w:szCs w:val="18"/>
-        </w:rPr>
-        <w:t xml:space="preserve"> re</w:t>
-      </w:r>
-      <w:r>
-        <w:rPr>
-          <w:rFonts w:ascii="Arial" w:hAnsi="Arial" w:cs="Arial"/>
-          <w:sz w:val="18"/>
-          <w:szCs w:val="18"/>
-        </w:rPr>
-        <w:t xml:space="preserve">visado el trabajo </w:t>
-      </w:r>
-      <w:r>
-        <w:rPr>
-          <w:rFonts w:ascii="Arial" w:hAnsi="Arial" w:cs="Arial"/>
-          <w:sz w:val="18"/>
-          <w:szCs w:val="18"/>
-        </w:rPr>
-        <w:t xml:space="preserve">de integración curricular </w:t>
-      </w:r>
-      <w:r>
-        <w:rPr>
-          <w:rFonts w:ascii="Arial" w:hAnsi="Arial" w:cs="Arial"/>
-          <w:color w:val="7F7F7F" w:themeColor="text1" w:themeTint="80"/>
-          <w:sz w:val="18"/>
-          <w:szCs w:val="18"/>
-        </w:rPr>
-        <w:t>y/o examen complexivo</w:t>
-      </w:r>
-      <w:r>
-        <w:rPr>
-          <w:rFonts w:ascii="Arial" w:hAnsi="Arial" w:cs="Arial"/>
-          <w:color w:val="7F7F7F" w:themeColor="text1" w:themeTint="80"/>
-          <w:sz w:val="18"/>
-          <w:szCs w:val="18"/>
-        </w:rPr>
-        <w:t xml:space="preserve"> </w:t>
-      </w:r>
-      <w:r>
-        <w:rPr>
-          <w:rFonts w:ascii="Arial" w:hAnsi="Arial" w:cs="Arial"/>
-          <w:sz w:val="18"/>
-          <w:szCs w:val="18"/>
-        </w:rPr>
-        <w:t xml:space="preserve">para el cual fue </w:t>
-      </w:r>
-      <w:r>
-        <w:rPr>
-          <w:rFonts w:ascii="Arial" w:hAnsi="Arial" w:cs="Arial"/>
-          <w:sz w:val="18"/>
-          <w:szCs w:val="18"/>
-        </w:rPr>
-        <w:t>designado</w:t>
-      </w:r>
-      <w:r>
-        <w:rPr>
-          <w:rFonts w:ascii="Arial" w:hAnsi="Arial" w:cs="Arial"/>
-          <w:sz w:val="18"/>
-          <w:szCs w:val="18"/>
-        </w:rPr>
-        <w:t>/a</w:t>
-      </w:r>
-      <w:r>
-        <w:rPr>
-          <w:rFonts w:ascii="Arial" w:hAnsi="Arial" w:cs="Arial"/>
-          <w:sz w:val="18"/>
-          <w:szCs w:val="18"/>
-        </w:rPr>
-        <w:t xml:space="preserve"> </w:t>
-      </w:r>
-      <w:r>
-        <w:rPr>
-          <w:rFonts w:ascii="Arial" w:hAnsi="Arial" w:cs="Arial"/>
-          <w:sz w:val="18"/>
-          <w:szCs w:val="18"/>
-        </w:rPr>
-        <w:t>en dirigir</w:t>
-      </w:r>
-      <w:r>
-        <w:rPr>
-          <w:rFonts w:ascii="Arial" w:hAnsi="Arial" w:cs="Arial"/>
-          <w:sz w:val="18"/>
-          <w:szCs w:val="18"/>
-        </w:rPr>
-        <w:t xml:space="preserve"> </w:t>
-      </w:r>
-      <w:r>
-        <w:rPr>
-          <w:rFonts w:ascii="Arial" w:hAnsi="Arial" w:cs="Arial"/>
-          <w:sz w:val="18"/>
-          <w:szCs w:val="18"/>
-        </w:rPr>
-        <w:t>el/la... (</w:t>
-      </w:r>
-      <w:r>
-        <w:rPr>
-          <w:rFonts w:ascii="Arial" w:hAnsi="Arial" w:cs="Arial"/>
-          <w:color w:val="7F7F7F" w:themeColor="text1" w:themeTint="80"/>
-          <w:sz w:val="18"/>
-          <w:szCs w:val="18"/>
-        </w:rPr>
-        <w:t xml:space="preserve">título y </w:t>
-      </w:r>
-      <w:r>
-        <w:rPr>
-          <w:rFonts w:ascii="Arial" w:hAnsi="Arial" w:cs="Arial"/>
-          <w:color w:val="7F7F7F" w:themeColor="text1" w:themeTint="80"/>
-          <w:sz w:val="18"/>
-          <w:szCs w:val="18"/>
-        </w:rPr>
-        <w:t>nombres del tutor/a</w:t>
-      </w:r>
-      <w:r>
-        <w:rPr>
-          <w:rFonts w:ascii="Arial" w:hAnsi="Arial" w:cs="Arial"/>
-          <w:sz w:val="18"/>
-          <w:szCs w:val="18"/>
-        </w:rPr>
-        <w:t xml:space="preserve">) </w:t>
-      </w:r>
-      <w:r>
-        <w:rPr>
-          <w:rFonts w:ascii="Arial" w:hAnsi="Arial" w:cs="Arial"/>
-          <w:sz w:val="18"/>
-          <w:szCs w:val="18"/>
-        </w:rPr>
-        <w:t>de</w:t>
-      </w:r>
-      <w:r>
-        <w:rPr>
-          <w:rFonts w:ascii="Arial" w:hAnsi="Arial" w:cs="Arial"/>
-          <w:sz w:val="18"/>
-          <w:szCs w:val="18"/>
-        </w:rPr>
-        <w:t xml:space="preserve"> acuerdo al siguiente detalle:</w:t>
-      </w:r>
+        <w:t xml:space="preserve">En cumplimiento a lo que dispone el Reglamento de Régimen Académico Interno sobre el proceso de titulación, una vez que se ha revisado el trabajo de integración curricular y/o examen </w:t>
+      </w:r>
+      <w:proofErr w:type="spellStart"/>
+      <w:r>
+        <w:rPr>
+          <w:rFonts w:ascii="Arial" w:hAnsi="Arial" w:cs="Arial"/>
+          <w:sz w:val="18"/>
+          <w:szCs w:val="18"/>
+        </w:rPr>
+        <w:t>complexivo</w:t>
+      </w:r>
+      <w:proofErr w:type="spellEnd"/>
+      <w:r>
+        <w:rPr>
+          <w:rFonts w:ascii="Arial" w:hAnsi="Arial" w:cs="Arial"/>
+          <w:sz w:val="18"/>
+          <w:szCs w:val="18"/>
+        </w:rPr>
+        <w:t xml:space="preserve"> para el cual fue designado/a en dirigir Villafuerte Holguin Jhonny Saulo Alberto, </w:t>
+      </w:r>
+      <w:proofErr w:type="gramStart"/>
+      <w:r>
+        <w:rPr>
+          <w:rFonts w:ascii="Arial" w:hAnsi="Arial" w:cs="Arial"/>
+          <w:sz w:val="18"/>
+          <w:szCs w:val="18"/>
+        </w:rPr>
+        <w:t>de acuerdo al</w:t>
+      </w:r>
+      <w:proofErr w:type="gramEnd"/>
+      <w:r>
+        <w:rPr>
+          <w:rFonts w:ascii="Arial" w:hAnsi="Arial" w:cs="Arial"/>
+          <w:sz w:val="18"/>
+          <w:szCs w:val="18"/>
+        </w:rPr>
+        <w:t xml:space="preserve"> siguiente </w:t>
+      </w:r>
+      <w:proofErr w:type="gramStart"/>
+      <w:r>
+        <w:rPr>
+          <w:rFonts w:ascii="Arial" w:hAnsi="Arial" w:cs="Arial"/>
+          <w:sz w:val="18"/>
+          <w:szCs w:val="18"/>
+        </w:rPr>
+        <w:t>detalle:</w:t>
+      </w:r>
+      <w:r>
+        <w:rPr>
+          <w:rFonts w:ascii="Arial" w:hAnsi="Arial" w:cs="Arial"/>
+          <w:sz w:val="18"/>
+          <w:szCs w:val="18"/>
+        </w:rPr>
+        <w:t>:</w:t>
+      </w:r>
+      <w:proofErr w:type="gramEnd"/>
     </w:p>
     <w:p>
       <w:pPr>
@@ -614,9 +420,9 @@
       </w:tblPr>
       <w:tblGrid>
         <w:gridCol w:w="1771"/>
-        <w:gridCol w:w="1445"/>
-        <w:gridCol w:w="1488"/>
-        <w:gridCol w:w="4510"/>
+        <w:gridCol w:w="1915"/>
+        <w:gridCol w:w="1984"/>
+        <w:gridCol w:w="3544"/>
       </w:tblGrid>
       <w:tr>
         <w:trPr>
@@ -653,7 +459,7 @@
         </w:tc>
         <w:tc>
           <w:tcPr>
-            <w:tcW w:w="1445" w:type="dxa"/>
+            <w:tcW w:w="1915" w:type="dxa"/>
             <w:vAlign w:val="center"/>
           </w:tcPr>
           <w:p>
@@ -683,7 +489,7 @@
         </w:tc>
         <w:tc>
           <w:tcPr>
-            <w:tcW w:w="1488" w:type="dxa"/>
+            <w:tcW w:w="1984" w:type="dxa"/>
             <w:vAlign w:val="center"/>
           </w:tcPr>
           <w:p>
@@ -713,7 +519,7 @@
         </w:tc>
         <w:tc>
           <w:tcPr>
-            <w:tcW w:w="4510" w:type="dxa"/>
+            <w:tcW w:w="3544" w:type="dxa"/>
             <w:vAlign w:val="center"/>
           </w:tcPr>
           <w:p>
@@ -754,150 +560,102 @@
           <w:p>
             <w:pPr>
               <w:contextualSpacing/>
-              <w:jc w:val="center"/>
-              <w:rPr>
-                <w:rFonts w:ascii="Arial" w:hAnsi="Arial" w:cs="Arial"/>
-                <w:sz w:val="18"/>
-                <w:szCs w:val="18"/>
-                <w:lang w:val="es-EC"/>
+              <w:rPr>
+                <w:rFonts w:ascii="Arial" w:hAnsi="Arial" w:cs="Arial"/>
+                <w:sz w:val="18"/>
+                <w:szCs w:val="18"/>
               </w:rPr>
             </w:pPr>
+            <w:r>
+              <w:rPr>
+                <w:rFonts w:ascii="Arial" w:hAnsi="Arial" w:cs="Arial"/>
+                <w:sz w:val="18"/>
+                <w:szCs w:val="18"/>
+              </w:rPr>
+              <w:t>Facultad de Educación y Turismo</w:t>
+            </w:r>
           </w:p>
         </w:tc>
         <w:tc>
           <w:tcPr>
-            <w:tcW w:w="1445" w:type="dxa"/>
-            <w:vAlign w:val="center"/>
+            <w:tcW w:w="1915" w:type="dxa"/>
           </w:tcPr>
           <w:p>
             <w:pPr>
               <w:spacing w:after="200" w:line="276" w:lineRule="auto"/>
               <w:contextualSpacing/>
-              <w:jc w:val="center"/>
-              <w:rPr>
-                <w:rFonts w:ascii="Arial" w:hAnsi="Arial" w:cs="Arial"/>
-                <w:sz w:val="18"/>
-                <w:szCs w:val="18"/>
-                <w:lang w:val="es-EC"/>
+              <w:rPr>
+                <w:rFonts w:ascii="Arial" w:hAnsi="Arial" w:cs="Arial"/>
+                <w:sz w:val="18"/>
+                <w:szCs w:val="18"/>
               </w:rPr>
             </w:pPr>
+            <w:r>
+              <w:rPr>
+                <w:rFonts w:ascii="Arial" w:hAnsi="Arial" w:cs="Arial"/>
+                <w:sz w:val="18"/>
+                <w:szCs w:val="18"/>
+              </w:rPr>
+              <w:t>Pedagogía de los Idiomas Nacionales y Extranjeros</w:t>
+            </w:r>
           </w:p>
         </w:tc>
         <w:tc>
           <w:tcPr>
-            <w:tcW w:w="1488" w:type="dxa"/>
-            <w:vAlign w:val="center"/>
+            <w:tcW w:w="1984" w:type="dxa"/>
           </w:tcPr>
           <w:p>
             <w:pPr>
               <w:spacing w:after="200" w:line="276" w:lineRule="auto"/>
               <w:contextualSpacing/>
-              <w:jc w:val="center"/>
-              <w:rPr>
-                <w:rFonts w:ascii="Arial" w:hAnsi="Arial" w:cs="Arial"/>
-                <w:sz w:val="18"/>
-                <w:szCs w:val="18"/>
-                <w:lang w:val="es-EC"/>
+              <w:rPr>
+                <w:rFonts w:ascii="Arial" w:hAnsi="Arial" w:cs="Arial"/>
+                <w:sz w:val="18"/>
+                <w:szCs w:val="18"/>
               </w:rPr>
             </w:pPr>
+            <w:r>
+              <w:rPr>
+                <w:rFonts w:ascii="Arial" w:hAnsi="Arial" w:cs="Arial"/>
+                <w:sz w:val="18"/>
+                <w:szCs w:val="18"/>
+              </w:rPr>
+              <w:t xml:space="preserve">Trabajo de Integración Curricular- Artículo </w:t>
+            </w:r>
+            <w:proofErr w:type="spellStart"/>
+            <w:r>
+              <w:rPr>
+                <w:rFonts w:ascii="Arial" w:hAnsi="Arial" w:cs="Arial"/>
+                <w:sz w:val="18"/>
+                <w:szCs w:val="18"/>
+              </w:rPr>
+              <w:t>Científic</w:t>
+            </w:r>
+            <w:proofErr w:type="spellEnd"/>
           </w:p>
         </w:tc>
         <w:tc>
           <w:tcPr>
-            <w:tcW w:w="4510" w:type="dxa"/>
-            <w:vAlign w:val="center"/>
+            <w:tcW w:w="3544" w:type="dxa"/>
           </w:tcPr>
           <w:p>
             <w:pPr>
               <w:spacing w:after="200" w:line="276" w:lineRule="auto"/>
               <w:contextualSpacing/>
-              <w:jc w:val="center"/>
-              <w:rPr>
-                <w:rFonts w:ascii="Arial" w:hAnsi="Arial" w:cs="Arial"/>
-                <w:sz w:val="18"/>
-                <w:szCs w:val="18"/>
-                <w:lang w:val="es-EC"/>
+              <w:rPr>
+                <w:rFonts w:ascii="Arial" w:hAnsi="Arial" w:cs="Arial"/>
+                <w:sz w:val="18"/>
+                <w:szCs w:val="18"/>
               </w:rPr>
             </w:pPr>
-          </w:p>
-        </w:tc>
-      </w:tr>
-      <w:tr>
-        <w:trPr>
-          <w:trHeight w:val="143"/>
-        </w:trPr>
-        <w:tc>
-          <w:tcPr>
-            <w:tcW w:w="1771" w:type="dxa"/>
-          </w:tcPr>
-          <w:p>
-            <w:pPr>
-              <w:contextualSpacing/>
-              <w:jc w:val="center"/>
-              <w:rPr>
-                <w:rFonts w:ascii="Arial" w:hAnsi="Arial" w:cs="Arial"/>
-                <w:sz w:val="18"/>
-                <w:szCs w:val="18"/>
-                <w:lang w:val="es-EC"/>
-              </w:rPr>
-            </w:pPr>
-          </w:p>
-        </w:tc>
-        <w:tc>
-          <w:tcPr>
-            <w:tcW w:w="1445" w:type="dxa"/>
-            <w:vAlign w:val="center"/>
-          </w:tcPr>
-          <w:p>
-            <w:pPr>
-              <w:spacing w:after="200" w:line="276" w:lineRule="auto"/>
-              <w:contextualSpacing/>
-              <w:jc w:val="center"/>
-              <w:rPr>
-                <w:rFonts w:ascii="Arial" w:hAnsi="Arial" w:cs="Arial"/>
-                <w:sz w:val="18"/>
-                <w:szCs w:val="18"/>
-                <w:lang w:val="es-EC"/>
-              </w:rPr>
-            </w:pPr>
-          </w:p>
-        </w:tc>
-        <w:tc>
-          <w:tcPr>
-            <w:tcW w:w="1488" w:type="dxa"/>
-            <w:vAlign w:val="center"/>
-          </w:tcPr>
-          <w:p>
-            <w:pPr>
-              <w:spacing w:after="200" w:line="276" w:lineRule="auto"/>
-              <w:contextualSpacing/>
-              <w:jc w:val="center"/>
-              <w:rPr>
-                <w:rFonts w:ascii="Arial" w:hAnsi="Arial" w:cs="Arial"/>
-                <w:sz w:val="18"/>
-                <w:szCs w:val="18"/>
-                <w:lang w:val="es-EC"/>
-              </w:rPr>
-            </w:pPr>
-          </w:p>
-        </w:tc>
-        <w:tc>
-          <w:tcPr>
-            <w:tcW w:w="4510" w:type="dxa"/>
-            <w:vAlign w:val="center"/>
-          </w:tcPr>
-          <w:p>
-            <w:pPr>
-              <w:spacing w:after="200" w:line="276" w:lineRule="auto"/>
-              <w:contextualSpacing/>
-              <w:jc w:val="center"/>
-              <w:rPr>
-                <w:rFonts w:ascii="Arial" w:hAnsi="Arial" w:cs="Arial"/>
-                <w:sz w:val="18"/>
-                <w:szCs w:val="18"/>
-                <w:lang w:val="es-EC"/>
-              </w:rPr>
-            </w:pPr>
+            <w:r>
+              <w:rPr>
+                <w:rFonts w:ascii="Arial" w:hAnsi="Arial" w:cs="Arial"/>
+                <w:sz w:val="18"/>
+                <w:szCs w:val="18"/>
+              </w:rPr>
+              <w:t>TEACHER COMMUNICATION AND TEAMWORK OF ENGLISH LEARNERS MENTORING</w:t>
+            </w:r>
           </w:p>
         </w:tc>
       </w:tr>
@@ -911,6 +669,7 @@
           <w:rFonts w:ascii="Arial" w:hAnsi="Arial" w:cs="Arial"/>
           <w:sz w:val="18"/>
           <w:szCs w:val="18"/>
+          <w:lang w:val="en-US"/>
         </w:rPr>
       </w:pPr>
     </w:p>
@@ -1247,22 +1006,6 @@
           <w:sz w:val="18"/>
           <w:szCs w:val="18"/>
         </w:rPr>
-        <w:t xml:space="preserve"> del</w:t>
-      </w:r>
-      <w:r>
-        <w:rPr>
-          <w:rFonts w:ascii="Arial" w:hAnsi="Arial" w:cs="Arial"/>
-          <w:sz w:val="18"/>
-          <w:szCs w:val="18"/>
-        </w:rPr>
-        <w:t>…</w:t>
-      </w:r>
-      <w:r>
-        <w:rPr>
-          <w:rFonts w:ascii="Arial" w:hAnsi="Arial" w:cs="Arial"/>
-          <w:sz w:val="18"/>
-          <w:szCs w:val="18"/>
-        </w:rPr>
         <w:t xml:space="preserve"> </w:t>
       </w:r>
       <w:r>
@@ -1271,97 +1014,24 @@
           <w:sz w:val="18"/>
           <w:szCs w:val="18"/>
         </w:rPr>
-        <w:t>(</w:t>
-      </w:r>
-      <w:r>
-        <w:rPr>
-          <w:rFonts w:ascii="Arial" w:hAnsi="Arial" w:cs="Arial"/>
-          <w:color w:val="7F7F7F" w:themeColor="text1" w:themeTint="80"/>
-          <w:sz w:val="18"/>
-          <w:szCs w:val="18"/>
-        </w:rPr>
-        <w:t>T</w:t>
-      </w:r>
-      <w:r>
-        <w:rPr>
-          <w:rFonts w:ascii="Arial" w:hAnsi="Arial" w:cs="Arial"/>
-          <w:color w:val="7F7F7F" w:themeColor="text1" w:themeTint="80"/>
-          <w:sz w:val="18"/>
-          <w:szCs w:val="18"/>
-        </w:rPr>
-        <w:t>rabajo</w:t>
-      </w:r>
-      <w:r>
-        <w:rPr>
-          <w:rFonts w:ascii="Arial" w:hAnsi="Arial" w:cs="Arial"/>
-          <w:color w:val="7F7F7F" w:themeColor="text1" w:themeTint="80"/>
-          <w:sz w:val="18"/>
-          <w:szCs w:val="18"/>
-        </w:rPr>
-        <w:t xml:space="preserve"> de Integración C</w:t>
-      </w:r>
-      <w:r>
-        <w:rPr>
-          <w:rFonts w:ascii="Arial" w:hAnsi="Arial" w:cs="Arial"/>
-          <w:color w:val="7F7F7F" w:themeColor="text1" w:themeTint="80"/>
-          <w:sz w:val="18"/>
-          <w:szCs w:val="18"/>
-        </w:rPr>
-        <w:t>urricular</w:t>
-      </w:r>
-      <w:r>
-        <w:rPr>
-          <w:rFonts w:ascii="Arial" w:hAnsi="Arial" w:cs="Arial"/>
-          <w:color w:val="7F7F7F" w:themeColor="text1" w:themeTint="80"/>
-          <w:sz w:val="18"/>
-          <w:szCs w:val="18"/>
-        </w:rPr>
-        <w:t xml:space="preserve"> o Examen Complexivo</w:t>
-      </w:r>
-      <w:r>
-        <w:rPr>
-          <w:rFonts w:ascii="Arial" w:hAnsi="Arial" w:cs="Arial"/>
-          <w:sz w:val="18"/>
-          <w:szCs w:val="18"/>
-        </w:rPr>
-        <w:t>)</w:t>
-      </w:r>
-      <w:r>
-        <w:rPr>
-          <w:rFonts w:ascii="Arial" w:hAnsi="Arial" w:cs="Arial"/>
-          <w:sz w:val="18"/>
-          <w:szCs w:val="18"/>
-        </w:rPr>
-        <w:t xml:space="preserve"> que fueron </w:t>
-      </w:r>
-      <w:r>
-        <w:rPr>
-          <w:rFonts w:ascii="Arial" w:hAnsi="Arial" w:cs="Arial"/>
-          <w:sz w:val="18"/>
-          <w:szCs w:val="18"/>
-        </w:rPr>
-        <w:t>observados</w:t>
-      </w:r>
-      <w:r>
-        <w:rPr>
-          <w:rFonts w:ascii="Arial" w:hAnsi="Arial" w:cs="Arial"/>
-          <w:sz w:val="18"/>
-          <w:szCs w:val="18"/>
-        </w:rPr>
-        <w:t>:</w:t>
-      </w:r>
-    </w:p>
-    <w:p>
-      <w:pPr>
-        <w:spacing w:after="0"/>
-        <w:ind w:left="1276"/>
-        <w:jc w:val="both"/>
-        <w:rPr>
-          <w:rFonts w:ascii="Arial" w:hAnsi="Arial" w:cs="Arial"/>
-          <w:sz w:val="18"/>
-          <w:szCs w:val="18"/>
-        </w:rPr>
-      </w:pPr>
+        <w:t>Trabajo de Integración Curricular- Artículo Científic</w:t>
+      </w:r>
+      <w:r>
+        <w:rPr>
+          <w:rFonts w:ascii="Arial" w:hAnsi="Arial" w:cs="Arial"/>
+          <w:sz w:val="18"/>
+          <w:szCs w:val="18"/>
+        </w:rPr>
+        <w:t>o</w:t>
+      </w:r>
+      <w:r>
+        <w:rPr>
+          <w:rFonts w:ascii="Arial" w:hAnsi="Arial" w:cs="Arial"/>
+          <w:sz w:val="18"/>
+          <w:szCs w:val="18"/>
+        </w:rPr>
+        <w:t xml:space="preserve"> que fueron observados:</w:t>
+      </w:r>
     </w:p>
     <w:p>
       <w:pPr>
@@ -1384,9 +1054,8 @@
         <w:tblLook w:val="04A0" w:firstRow="1" w:lastRow="0" w:firstColumn="1" w:lastColumn="0" w:noHBand="0" w:noVBand="1"/>
       </w:tblPr>
       <w:tblGrid>
-        <w:gridCol w:w="5648"/>
-        <w:gridCol w:w="22"/>
-        <w:gridCol w:w="755"/>
+        <w:gridCol w:w="3119"/>
+        <w:gridCol w:w="3306"/>
         <w:gridCol w:w="2788"/>
       </w:tblGrid>
       <w:tr>
@@ -1395,7 +1064,7 @@
         </w:trPr>
         <w:tc>
           <w:tcPr>
-            <w:tcW w:w="3065" w:type="pct"/>
+            <w:tcW w:w="1693" w:type="pct"/>
             <w:vAlign w:val="center"/>
           </w:tcPr>
           <w:p>
@@ -1470,8 +1139,8 @@
         </w:tc>
         <w:tc>
           <w:tcPr>
-            <w:tcW w:w="1935" w:type="pct"/>
-            <w:gridSpan w:val="3"/>
+            <w:tcW w:w="3307" w:type="pct"/>
+            <w:gridSpan w:val="2"/>
             <w:vAlign w:val="center"/>
           </w:tcPr>
           <w:p>
@@ -1505,7 +1174,7 @@
         </w:trPr>
         <w:tc>
           <w:tcPr>
-            <w:tcW w:w="3065" w:type="pct"/>
+            <w:tcW w:w="1693" w:type="pct"/>
             <w:vAlign w:val="center"/>
           </w:tcPr>
           <w:p>
@@ -1536,8 +1205,8 @@
         </w:tc>
         <w:tc>
           <w:tcPr>
-            <w:tcW w:w="1935" w:type="pct"/>
-            <w:gridSpan w:val="3"/>
+            <w:tcW w:w="3307" w:type="pct"/>
+            <w:gridSpan w:val="2"/>
           </w:tcPr>
           <w:p>
             <w:pPr>
@@ -1559,7 +1228,7 @@
         </w:trPr>
         <w:tc>
           <w:tcPr>
-            <w:tcW w:w="3065" w:type="pct"/>
+            <w:tcW w:w="1693" w:type="pct"/>
             <w:vAlign w:val="center"/>
           </w:tcPr>
           <w:p>
@@ -1587,8 +1256,8 @@
         </w:tc>
         <w:tc>
           <w:tcPr>
-            <w:tcW w:w="1935" w:type="pct"/>
-            <w:gridSpan w:val="3"/>
+            <w:tcW w:w="3307" w:type="pct"/>
+            <w:gridSpan w:val="2"/>
           </w:tcPr>
           <w:p>
             <w:pPr>
@@ -1601,562 +1270,129 @@
                 <w:lang w:val="es-EC"/>
               </w:rPr>
             </w:pPr>
-          </w:p>
-        </w:tc>
-      </w:tr>
-      <w:tr>
-        <w:trPr>
-          <w:trHeight w:val="216"/>
-        </w:trPr>
-        <w:tc>
-          <w:tcPr>
-            <w:tcW w:w="3065" w:type="pct"/>
-            <w:vAlign w:val="center"/>
-          </w:tcPr>
-          <w:p>
-            <w:pPr>
-              <w:contextualSpacing/>
-              <w:rPr>
-                <w:rFonts w:ascii="Arial" w:hAnsi="Arial" w:cs="Arial"/>
-                <w:b/>
-                <w:sz w:val="18"/>
-                <w:szCs w:val="18"/>
-                <w:lang w:val="es-EC"/>
-              </w:rPr>
-            </w:pPr>
             <w:r>
-              <w:rPr>
-                <w:rFonts w:ascii="Arial" w:hAnsi="Arial" w:cs="Arial"/>
-                <w:b/>
-                <w:color w:val="7F7F7F" w:themeColor="text1" w:themeTint="80"/>
-                <w:sz w:val="18"/>
-                <w:szCs w:val="18"/>
-                <w:lang w:val="es-EC"/>
-              </w:rPr>
-              <w:t>Carátula</w:t>
+              <w:t xml:space="preserve">El </w:t>
             </w:r>
-          </w:p>
-        </w:tc>
-        <w:tc>
-          <w:tcPr>
-            <w:tcW w:w="1935" w:type="pct"/>
-            <w:gridSpan w:val="3"/>
-          </w:tcPr>
-          <w:p>
-            <w:pPr>
-              <w:contextualSpacing/>
-              <w:rPr>
-                <w:rFonts w:ascii="Arial" w:hAnsi="Arial" w:cs="Arial"/>
-                <w:b/>
-                <w:sz w:val="18"/>
-                <w:szCs w:val="18"/>
-                <w:lang w:val="es-EC"/>
-              </w:rPr>
-            </w:pPr>
-          </w:p>
-        </w:tc>
-      </w:tr>
-      <w:tr>
-        <w:trPr>
-          <w:trHeight w:val="135"/>
-        </w:trPr>
-        <w:tc>
-          <w:tcPr>
-            <w:tcW w:w="3065" w:type="pct"/>
-            <w:vAlign w:val="center"/>
-          </w:tcPr>
-          <w:p>
-            <w:pPr>
-              <w:contextualSpacing/>
-              <w:rPr>
-                <w:rFonts w:ascii="Arial" w:hAnsi="Arial" w:cs="Arial"/>
-                <w:b/>
-                <w:color w:val="7F7F7F" w:themeColor="text1" w:themeTint="80"/>
-                <w:sz w:val="18"/>
-                <w:szCs w:val="18"/>
-                <w:lang w:val="es-EC"/>
-              </w:rPr>
-            </w:pPr>
             <w:r>
               <w:rPr>
                 <w:rFonts w:ascii="Arial" w:hAnsi="Arial" w:cs="Arial"/>
-                <w:b/>
-                <w:color w:val="7F7F7F" w:themeColor="text1" w:themeTint="80"/>
-                <w:sz w:val="18"/>
-                <w:szCs w:val="18"/>
-                <w:lang w:val="es-EC"/>
-              </w:rPr>
-              <w:t>Tamaño del papel</w:t>
+                <w:bCs/>
+                <w:sz w:val="18"/>
+                <w:szCs w:val="18"/>
+                <w:lang w:val="es-EC"/>
+              </w:rPr>
+              <w:t xml:space="preserve">manejo de citas es correcto en su mayoría, pero se descuenta puntaje debido a fallas menores en la aplicación estricta de Normas APA 7.ª ed. y errores de redacción/sintaxis en inglés (p. ej., uso de "alfa </w:t>
             </w:r>
-          </w:p>
-        </w:tc>
-        <w:tc>
-          <w:tcPr>
-            <w:tcW w:w="1935" w:type="pct"/>
-            <w:gridSpan w:val="3"/>
-          </w:tcPr>
-          <w:p>
-            <w:pPr>
-              <w:contextualSpacing/>
-              <w:rPr>
-                <w:rFonts w:ascii="Arial" w:hAnsi="Arial" w:cs="Arial"/>
-                <w:b/>
-                <w:sz w:val="18"/>
-                <w:szCs w:val="18"/>
-                <w:lang w:val="es-EC"/>
-              </w:rPr>
-            </w:pPr>
-          </w:p>
-        </w:tc>
-      </w:tr>
-      <w:tr>
-        <w:trPr>
-          <w:trHeight w:val="80"/>
-        </w:trPr>
-        <w:tc>
-          <w:tcPr>
-            <w:tcW w:w="3065" w:type="pct"/>
-            <w:vAlign w:val="center"/>
-          </w:tcPr>
-          <w:p>
-            <w:pPr>
-              <w:contextualSpacing/>
-              <w:rPr>
-                <w:rFonts w:ascii="Arial" w:hAnsi="Arial" w:cs="Arial"/>
-                <w:b/>
-                <w:color w:val="7F7F7F" w:themeColor="text1" w:themeTint="80"/>
-                <w:sz w:val="18"/>
-                <w:szCs w:val="18"/>
-                <w:lang w:val="es-EC"/>
-              </w:rPr>
-            </w:pPr>
+            <w:proofErr w:type="spellStart"/>
             <w:r>
               <w:rPr>
                 <w:rFonts w:ascii="Arial" w:hAnsi="Arial" w:cs="Arial"/>
-                <w:b/>
-                <w:color w:val="7F7F7F" w:themeColor="text1" w:themeTint="80"/>
-                <w:sz w:val="18"/>
-                <w:szCs w:val="18"/>
-                <w:lang w:val="es-EC"/>
-              </w:rPr>
-              <w:t>Marginado</w:t>
+                <w:bCs/>
+                <w:sz w:val="18"/>
+                <w:szCs w:val="18"/>
+                <w:lang w:val="es-EC"/>
+              </w:rPr>
+              <w:t>of</w:t>
             </w:r>
-          </w:p>
-        </w:tc>
-        <w:tc>
-          <w:tcPr>
-            <w:tcW w:w="1935" w:type="pct"/>
-            <w:gridSpan w:val="3"/>
-          </w:tcPr>
-          <w:p>
-            <w:pPr>
-              <w:contextualSpacing/>
-              <w:rPr>
-                <w:rFonts w:ascii="Arial" w:hAnsi="Arial" w:cs="Arial"/>
-                <w:b/>
-                <w:sz w:val="18"/>
-                <w:szCs w:val="18"/>
-                <w:lang w:val="es-EC"/>
-              </w:rPr>
-            </w:pPr>
-          </w:p>
-        </w:tc>
-      </w:tr>
-      <w:tr>
-        <w:trPr>
-          <w:trHeight w:val="168"/>
-        </w:trPr>
-        <w:tc>
-          <w:tcPr>
-            <w:tcW w:w="3065" w:type="pct"/>
-            <w:vAlign w:val="center"/>
-          </w:tcPr>
-          <w:p>
-            <w:pPr>
-              <w:contextualSpacing/>
-              <w:rPr>
-                <w:rFonts w:ascii="Arial" w:hAnsi="Arial" w:cs="Arial"/>
-                <w:b/>
-                <w:color w:val="7F7F7F" w:themeColor="text1" w:themeTint="80"/>
-                <w:sz w:val="18"/>
-                <w:szCs w:val="18"/>
-                <w:lang w:val="es-EC"/>
-              </w:rPr>
-            </w:pPr>
+            <w:proofErr w:type="spellEnd"/>
             <w:r>
               <w:rPr>
                 <w:rFonts w:ascii="Arial" w:hAnsi="Arial" w:cs="Arial"/>
-                <w:b/>
-                <w:color w:val="7F7F7F" w:themeColor="text1" w:themeTint="80"/>
-                <w:sz w:val="18"/>
-                <w:szCs w:val="18"/>
-                <w:lang w:val="es-EC"/>
-              </w:rPr>
-              <w:t>Interlineado</w:t>
+                <w:bCs/>
+                <w:sz w:val="18"/>
+                <w:szCs w:val="18"/>
+                <w:lang w:val="es-EC"/>
+              </w:rPr>
+              <w:t xml:space="preserve"> Cronbach" en lugar de "</w:t>
             </w:r>
-          </w:p>
-        </w:tc>
-        <w:tc>
-          <w:tcPr>
-            <w:tcW w:w="1935" w:type="pct"/>
-            <w:gridSpan w:val="3"/>
-          </w:tcPr>
-          <w:p>
-            <w:pPr>
-              <w:contextualSpacing/>
-              <w:rPr>
-                <w:rFonts w:ascii="Arial" w:hAnsi="Arial" w:cs="Arial"/>
-                <w:b/>
-                <w:sz w:val="18"/>
-                <w:szCs w:val="18"/>
-                <w:lang w:val="es-EC"/>
-              </w:rPr>
-            </w:pPr>
-          </w:p>
-        </w:tc>
-      </w:tr>
-      <w:tr>
-        <w:trPr>
-          <w:trHeight w:val="115"/>
-        </w:trPr>
-        <w:tc>
-          <w:tcPr>
-            <w:tcW w:w="3065" w:type="pct"/>
-            <w:vAlign w:val="center"/>
-          </w:tcPr>
-          <w:p>
-            <w:pPr>
-              <w:contextualSpacing/>
-              <w:rPr>
-                <w:rFonts w:ascii="Arial" w:hAnsi="Arial" w:cs="Arial"/>
-                <w:b/>
-                <w:color w:val="7F7F7F" w:themeColor="text1" w:themeTint="80"/>
-                <w:sz w:val="18"/>
-                <w:szCs w:val="18"/>
-                <w:lang w:val="es-EC"/>
-              </w:rPr>
-            </w:pPr>
+            <w:proofErr w:type="spellStart"/>
             <w:r>
               <w:rPr>
                 <w:rFonts w:ascii="Arial" w:hAnsi="Arial" w:cs="Arial"/>
-                <w:b/>
-                <w:color w:val="7F7F7F" w:themeColor="text1" w:themeTint="80"/>
-                <w:sz w:val="18"/>
-                <w:szCs w:val="18"/>
-                <w:lang w:val="es-EC"/>
-              </w:rPr>
-              <w:t>Tipo de letra</w:t>
+                <w:bCs/>
+                <w:sz w:val="18"/>
+                <w:szCs w:val="18"/>
+                <w:lang w:val="es-EC"/>
+              </w:rPr>
+              <w:t>Cronbach's</w:t>
             </w:r>
-          </w:p>
-        </w:tc>
-        <w:tc>
-          <w:tcPr>
-            <w:tcW w:w="1935" w:type="pct"/>
-            <w:gridSpan w:val="3"/>
-          </w:tcPr>
-          <w:p>
-            <w:pPr>
-              <w:contextualSpacing/>
-              <w:rPr>
-                <w:rFonts w:ascii="Arial" w:hAnsi="Arial" w:cs="Arial"/>
-                <w:b/>
-                <w:sz w:val="18"/>
-                <w:szCs w:val="18"/>
-                <w:lang w:val="es-EC"/>
-              </w:rPr>
-            </w:pPr>
-          </w:p>
-        </w:tc>
-      </w:tr>
-      <w:tr>
-        <w:trPr>
-          <w:trHeight w:val="70"/>
-        </w:trPr>
-        <w:tc>
-          <w:tcPr>
-            <w:tcW w:w="3065" w:type="pct"/>
-            <w:tcBorders>
-              <w:bottom w:val="single" w:sz="4" w:space="0" w:color="auto"/>
-            </w:tcBorders>
-            <w:vAlign w:val="center"/>
-          </w:tcPr>
-          <w:p>
-            <w:pPr>
-              <w:contextualSpacing/>
-              <w:rPr>
-                <w:rFonts w:ascii="Arial" w:hAnsi="Arial" w:cs="Arial"/>
-                <w:b/>
-                <w:color w:val="7F7F7F" w:themeColor="text1" w:themeTint="80"/>
-                <w:sz w:val="18"/>
-                <w:szCs w:val="18"/>
-                <w:lang w:val="es-EC"/>
-              </w:rPr>
-            </w:pPr>
+            <w:proofErr w:type="spellEnd"/>
             <w:r>
               <w:rPr>
                 <w:rFonts w:ascii="Arial" w:hAnsi="Arial" w:cs="Arial"/>
-                <w:b/>
-                <w:color w:val="7F7F7F" w:themeColor="text1" w:themeTint="80"/>
-                <w:sz w:val="18"/>
-                <w:szCs w:val="18"/>
-                <w:lang w:val="es-EC"/>
-              </w:rPr>
-              <w:t>Uso de negrilla</w:t>
+                <w:bCs/>
+                <w:sz w:val="18"/>
+                <w:szCs w:val="18"/>
+                <w:lang w:val="es-EC"/>
+              </w:rPr>
+              <w:t xml:space="preserve"> </w:t>
             </w:r>
-          </w:p>
-        </w:tc>
-        <w:tc>
-          <w:tcPr>
-            <w:tcW w:w="1935" w:type="pct"/>
-            <w:gridSpan w:val="3"/>
-          </w:tcPr>
-          <w:p>
-            <w:pPr>
-              <w:contextualSpacing/>
-              <w:rPr>
-                <w:rFonts w:ascii="Arial" w:hAnsi="Arial" w:cs="Arial"/>
-                <w:b/>
-                <w:sz w:val="18"/>
-                <w:szCs w:val="18"/>
-                <w:lang w:val="es-EC"/>
-              </w:rPr>
-            </w:pPr>
-          </w:p>
-        </w:tc>
-      </w:tr>
-      <w:tr>
-        <w:trPr>
-          <w:trHeight w:val="162"/>
-        </w:trPr>
-        <w:tc>
-          <w:tcPr>
-            <w:tcW w:w="3065" w:type="pct"/>
-            <w:tcBorders>
-              <w:bottom w:val="single" w:sz="4" w:space="0" w:color="auto"/>
-            </w:tcBorders>
-            <w:vAlign w:val="center"/>
-          </w:tcPr>
-          <w:p>
-            <w:pPr>
-              <w:contextualSpacing/>
-              <w:rPr>
-                <w:rFonts w:ascii="Arial" w:hAnsi="Arial" w:cs="Arial"/>
-                <w:b/>
-                <w:color w:val="7F7F7F" w:themeColor="text1" w:themeTint="80"/>
-                <w:sz w:val="18"/>
-                <w:szCs w:val="18"/>
-                <w:lang w:val="es-EC"/>
-              </w:rPr>
-            </w:pPr>
+            <w:proofErr w:type="spellStart"/>
             <w:r>
               <w:rPr>
                 <w:rFonts w:ascii="Arial" w:hAnsi="Arial" w:cs="Arial"/>
-                <w:b/>
-                <w:color w:val="7F7F7F" w:themeColor="text1" w:themeTint="80"/>
-                <w:sz w:val="18"/>
-                <w:szCs w:val="18"/>
-                <w:lang w:val="es-EC"/>
-              </w:rPr>
-              <w:t>Uso de citas</w:t>
+                <w:bCs/>
+                <w:sz w:val="18"/>
+                <w:szCs w:val="18"/>
+                <w:lang w:val="es-EC"/>
+              </w:rPr>
+              <w:t>alpha</w:t>
             </w:r>
-          </w:p>
-        </w:tc>
-        <w:tc>
-          <w:tcPr>
-            <w:tcW w:w="1935" w:type="pct"/>
-            <w:gridSpan w:val="3"/>
-            <w:tcBorders>
-              <w:bottom w:val="single" w:sz="4" w:space="0" w:color="auto"/>
-            </w:tcBorders>
-          </w:tcPr>
-          <w:p>
-            <w:pPr>
-              <w:contextualSpacing/>
-              <w:rPr>
-                <w:rFonts w:ascii="Arial" w:hAnsi="Arial" w:cs="Arial"/>
-                <w:b/>
-                <w:sz w:val="18"/>
-                <w:szCs w:val="18"/>
-                <w:lang w:val="es-EC"/>
-              </w:rPr>
-            </w:pPr>
-          </w:p>
-        </w:tc>
-      </w:tr>
-      <w:tr>
-        <w:trPr>
-          <w:trHeight w:val="109"/>
-        </w:trPr>
-        <w:tc>
-          <w:tcPr>
-            <w:tcW w:w="3065" w:type="pct"/>
-            <w:tcBorders>
-              <w:bottom w:val="single" w:sz="4" w:space="0" w:color="auto"/>
-            </w:tcBorders>
-            <w:vAlign w:val="center"/>
-          </w:tcPr>
-          <w:p>
-            <w:pPr>
-              <w:contextualSpacing/>
-              <w:rPr>
-                <w:rFonts w:ascii="Arial" w:hAnsi="Arial" w:cs="Arial"/>
-                <w:b/>
-                <w:color w:val="7F7F7F" w:themeColor="text1" w:themeTint="80"/>
-                <w:sz w:val="18"/>
-                <w:szCs w:val="18"/>
-                <w:lang w:val="es-EC"/>
-              </w:rPr>
-            </w:pPr>
+            <w:proofErr w:type="spellEnd"/>
             <w:r>
               <w:rPr>
                 <w:rFonts w:ascii="Arial" w:hAnsi="Arial" w:cs="Arial"/>
-                <w:b/>
-                <w:color w:val="7F7F7F" w:themeColor="text1" w:themeTint="80"/>
-                <w:sz w:val="18"/>
-                <w:szCs w:val="18"/>
-                <w:lang w:val="es-EC"/>
-              </w:rPr>
-              <w:t>Bibliografía</w:t>
+                <w:bCs/>
+                <w:sz w:val="18"/>
+                <w:szCs w:val="18"/>
+                <w:lang w:val="es-EC"/>
+              </w:rPr>
+              <w:t>" o "</w:t>
             </w:r>
-          </w:p>
-        </w:tc>
-        <w:tc>
-          <w:tcPr>
-            <w:tcW w:w="1935" w:type="pct"/>
-            <w:gridSpan w:val="3"/>
-            <w:tcBorders>
-              <w:bottom w:val="single" w:sz="4" w:space="0" w:color="auto"/>
-            </w:tcBorders>
-          </w:tcPr>
-          <w:p>
-            <w:pPr>
-              <w:contextualSpacing/>
-              <w:rPr>
-                <w:rFonts w:ascii="Arial" w:hAnsi="Arial" w:cs="Arial"/>
-                <w:b/>
-                <w:sz w:val="18"/>
-                <w:szCs w:val="18"/>
-                <w:lang w:val="es-EC"/>
-              </w:rPr>
-            </w:pPr>
-          </w:p>
-        </w:tc>
-      </w:tr>
-      <w:tr>
-        <w:trPr>
-          <w:trHeight w:val="210"/>
-        </w:trPr>
-        <w:tc>
-          <w:tcPr>
-            <w:tcW w:w="3065" w:type="pct"/>
-            <w:tcBorders>
-              <w:bottom w:val="single" w:sz="4" w:space="0" w:color="auto"/>
-            </w:tcBorders>
-            <w:vAlign w:val="center"/>
-          </w:tcPr>
-          <w:p>
-            <w:pPr>
-              <w:contextualSpacing/>
-              <w:rPr>
-                <w:rFonts w:ascii="Arial" w:hAnsi="Arial" w:cs="Arial"/>
-                <w:b/>
-                <w:color w:val="7F7F7F" w:themeColor="text1" w:themeTint="80"/>
-                <w:sz w:val="18"/>
-                <w:szCs w:val="18"/>
-                <w:lang w:val="es-EC"/>
-              </w:rPr>
-            </w:pPr>
+            <w:proofErr w:type="spellStart"/>
             <w:r>
               <w:rPr>
                 <w:rFonts w:ascii="Arial" w:hAnsi="Arial" w:cs="Arial"/>
-                <w:b/>
-                <w:color w:val="7F7F7F" w:themeColor="text1" w:themeTint="80"/>
-                <w:sz w:val="18"/>
-                <w:szCs w:val="18"/>
-                <w:lang w:val="es-EC"/>
-              </w:rPr>
-              <w:t>Certificado del tutor/a</w:t>
+                <w:bCs/>
+                <w:sz w:val="18"/>
+                <w:szCs w:val="18"/>
+                <w:lang w:val="es-EC"/>
+              </w:rPr>
+              <w:t>google</w:t>
             </w:r>
-          </w:p>
-        </w:tc>
-        <w:tc>
-          <w:tcPr>
-            <w:tcW w:w="1935" w:type="pct"/>
-            <w:gridSpan w:val="3"/>
-            <w:tcBorders>
-              <w:bottom w:val="single" w:sz="4" w:space="0" w:color="auto"/>
-            </w:tcBorders>
-          </w:tcPr>
-          <w:p>
-            <w:pPr>
-              <w:contextualSpacing/>
-              <w:rPr>
-                <w:rFonts w:ascii="Arial" w:hAnsi="Arial" w:cs="Arial"/>
-                <w:b/>
-                <w:sz w:val="18"/>
-                <w:szCs w:val="18"/>
-                <w:lang w:val="es-EC"/>
-              </w:rPr>
-            </w:pPr>
-          </w:p>
-        </w:tc>
-      </w:tr>
-      <w:tr>
-        <w:trPr>
-          <w:trHeight w:val="115"/>
-        </w:trPr>
-        <w:tc>
-          <w:tcPr>
-            <w:tcW w:w="3065" w:type="pct"/>
-            <w:tcBorders>
-              <w:bottom w:val="single" w:sz="4" w:space="0" w:color="auto"/>
-            </w:tcBorders>
-            <w:vAlign w:val="center"/>
-          </w:tcPr>
-          <w:p>
-            <w:pPr>
-              <w:contextualSpacing/>
-              <w:rPr>
-                <w:rFonts w:ascii="Arial" w:hAnsi="Arial" w:cs="Arial"/>
-                <w:b/>
-                <w:color w:val="7F7F7F" w:themeColor="text1" w:themeTint="80"/>
-                <w:sz w:val="18"/>
-                <w:szCs w:val="18"/>
-                <w:lang w:val="es-EC"/>
-              </w:rPr>
-            </w:pPr>
+            <w:proofErr w:type="spellEnd"/>
             <w:r>
               <w:rPr>
                 <w:rFonts w:ascii="Arial" w:hAnsi="Arial" w:cs="Arial"/>
-                <w:b/>
-                <w:color w:val="7F7F7F" w:themeColor="text1" w:themeTint="80"/>
-                <w:sz w:val="18"/>
-                <w:szCs w:val="18"/>
-                <w:lang w:val="es-EC"/>
-              </w:rPr>
-              <w:t>Otros… (de acuerdo con la guía de la modalidad)</w:t>
+                <w:bCs/>
+                <w:sz w:val="18"/>
+                <w:szCs w:val="18"/>
+                <w:lang w:val="es-EC"/>
+              </w:rPr>
+              <w:t xml:space="preserve"> </w:t>
             </w:r>
-          </w:p>
-        </w:tc>
-        <w:tc>
-          <w:tcPr>
-            <w:tcW w:w="1935" w:type="pct"/>
-            <w:gridSpan w:val="3"/>
-            <w:tcBorders>
-              <w:bottom w:val="single" w:sz="4" w:space="0" w:color="auto"/>
-            </w:tcBorders>
-          </w:tcPr>
-          <w:p>
-            <w:pPr>
-              <w:contextualSpacing/>
-              <w:rPr>
-                <w:rFonts w:ascii="Arial" w:hAnsi="Arial" w:cs="Arial"/>
-                <w:b/>
-                <w:sz w:val="18"/>
-                <w:szCs w:val="18"/>
-                <w:lang w:val="es-EC"/>
-              </w:rPr>
-            </w:pPr>
+            <w:proofErr w:type="spellStart"/>
+            <w:r>
+              <w:rPr>
+                <w:rFonts w:ascii="Arial" w:hAnsi="Arial" w:cs="Arial"/>
+                <w:bCs/>
+                <w:sz w:val="18"/>
+                <w:szCs w:val="18"/>
+                <w:lang w:val="es-EC"/>
+              </w:rPr>
+              <w:t>formulary</w:t>
+            </w:r>
+            <w:proofErr w:type="spellEnd"/>
+            <w:r>
+              <w:rPr>
+                <w:rFonts w:ascii="Arial" w:hAnsi="Arial" w:cs="Arial"/>
+                <w:bCs/>
+                <w:sz w:val="18"/>
+                <w:szCs w:val="18"/>
+                <w:lang w:val="es-EC"/>
+              </w:rPr>
+              <w:t>" en lugar de "Google Form"</w:t>
+            </w:r>
           </w:p>
         </w:tc>
       </w:tr>
@@ -2166,8 +1402,7 @@
         </w:trPr>
         <w:tc>
           <w:tcPr>
-            <w:tcW w:w="3077" w:type="pct"/>
-            <w:gridSpan w:val="2"/>
+            <w:tcW w:w="1693" w:type="pct"/>
             <w:tcBorders>
               <w:top w:val="nil"/>
               <w:left w:val="nil"/>
@@ -2182,7 +1417,6 @@
               <w:rPr>
                 <w:rFonts w:ascii="Arial" w:hAnsi="Arial" w:cs="Arial"/>
                 <w:b/>
-                <w:color w:val="7F7F7F" w:themeColor="text1" w:themeTint="80"/>
                 <w:sz w:val="18"/>
                 <w:szCs w:val="18"/>
                 <w:lang w:val="es-EC"/>
@@ -2200,7 +1434,7 @@
         </w:tc>
         <w:tc>
           <w:tcPr>
-            <w:tcW w:w="410" w:type="pct"/>
+            <w:tcW w:w="1794" w:type="pct"/>
             <w:tcBorders>
               <w:top w:val="nil"/>
               <w:left w:val="nil"/>
@@ -2252,7 +1486,50 @@
         </w:trPr>
         <w:tc>
           <w:tcPr>
-            <w:tcW w:w="3077" w:type="pct"/>
+            <w:tcW w:w="1693" w:type="pct"/>
+            <w:tcBorders>
+              <w:top w:val="single" w:sz="4" w:space="0" w:color="auto"/>
+            </w:tcBorders>
+            <w:vAlign w:val="center"/>
+          </w:tcPr>
+          <w:p>
+            <w:pPr>
+              <w:contextualSpacing/>
+              <w:jc w:val="center"/>
+              <w:rPr>
+                <w:rFonts w:ascii="Arial" w:hAnsi="Arial" w:cs="Arial"/>
+                <w:b/>
+                <w:sz w:val="18"/>
+                <w:szCs w:val="18"/>
+                <w:lang w:val="es-EC"/>
+              </w:rPr>
+            </w:pPr>
+            <w:r>
+              <w:rPr>
+                <w:rFonts w:ascii="Arial" w:hAnsi="Arial" w:cs="Arial"/>
+                <w:b/>
+                <w:i/>
+                <w:sz w:val="18"/>
+                <w:szCs w:val="18"/>
+                <w:lang w:val="es-EC"/>
+              </w:rPr>
+              <w:t>Aspectos de fondo</w:t>
+            </w:r>
+            <w:r>
+              <w:rPr>
+                <w:rFonts w:ascii="Arial" w:hAnsi="Arial" w:cs="Arial"/>
+                <w:b/>
+                <w:sz w:val="18"/>
+                <w:szCs w:val="18"/>
+                <w:lang w:val="es-EC"/>
+              </w:rPr>
+              <w:t>:</w:t>
+            </w:r>
+          </w:p>
+        </w:tc>
+        <w:tc>
+          <w:tcPr>
+            <w:tcW w:w="3307" w:type="pct"/>
             <w:gridSpan w:val="2"/>
             <w:tcBorders>
               <w:top w:val="single" w:sz="4" w:space="0" w:color="auto"/>
@@ -2275,161 +1552,12 @@
               <w:rPr>
                 <w:rFonts w:ascii="Arial" w:hAnsi="Arial" w:cs="Arial"/>
                 <w:b/>
-                <w:i/>
-                <w:sz w:val="18"/>
-                <w:szCs w:val="18"/>
-                <w:lang w:val="es-EC"/>
-              </w:rPr>
-              <w:t>Aspectos de fondo</w:t>
-            </w:r>
-            <w:r>
-              <w:rPr>
-                <w:rFonts w:ascii="Arial" w:hAnsi="Arial" w:cs="Arial"/>
-                <w:b/>
-                <w:sz w:val="18"/>
-                <w:szCs w:val="18"/>
-                <w:lang w:val="es-EC"/>
-              </w:rPr>
-              <w:t>:</w:t>
-            </w:r>
-          </w:p>
-        </w:tc>
-        <w:tc>
-          <w:tcPr>
-            <w:tcW w:w="1923" w:type="pct"/>
-            <w:gridSpan w:val="2"/>
-            <w:tcBorders>
-              <w:top w:val="single" w:sz="4" w:space="0" w:color="auto"/>
-            </w:tcBorders>
-            <w:vAlign w:val="center"/>
-          </w:tcPr>
-          <w:p>
-            <w:pPr>
-              <w:contextualSpacing/>
-              <w:jc w:val="center"/>
-              <w:rPr>
-                <w:rFonts w:ascii="Arial" w:hAnsi="Arial" w:cs="Arial"/>
-                <w:b/>
-                <w:sz w:val="18"/>
-                <w:szCs w:val="18"/>
-                <w:lang w:val="es-EC"/>
-              </w:rPr>
-            </w:pPr>
-            <w:r>
-              <w:rPr>
-                <w:rFonts w:ascii="Arial" w:hAnsi="Arial" w:cs="Arial"/>
-                <w:b/>
                 <w:sz w:val="18"/>
                 <w:szCs w:val="18"/>
                 <w:lang w:val="es-EC"/>
               </w:rPr>
               <w:t>Observaciones</w:t>
             </w:r>
-          </w:p>
-        </w:tc>
-      </w:tr>
-      <w:tr>
-        <w:trPr>
-          <w:trHeight w:val="251"/>
-        </w:trPr>
-        <w:tc>
-          <w:tcPr>
-            <w:tcW w:w="3077" w:type="pct"/>
-            <w:gridSpan w:val="2"/>
-            <w:vAlign w:val="center"/>
-          </w:tcPr>
-          <w:p>
-            <w:pPr>
-              <w:spacing w:after="200" w:line="276" w:lineRule="auto"/>
-              <w:contextualSpacing/>
-              <w:rPr>
-                <w:rFonts w:ascii="Arial" w:hAnsi="Arial" w:cs="Arial"/>
-                <w:color w:val="7F7F7F" w:themeColor="text1" w:themeTint="80"/>
-                <w:sz w:val="18"/>
-                <w:szCs w:val="18"/>
-                <w:lang w:val="es-EC"/>
-              </w:rPr>
-            </w:pPr>
-            <w:r>
-              <w:rPr>
-                <w:rFonts w:ascii="Arial" w:hAnsi="Arial" w:cs="Arial"/>
-                <w:color w:val="7F7F7F" w:themeColor="text1" w:themeTint="80"/>
-                <w:sz w:val="18"/>
-                <w:szCs w:val="18"/>
-                <w:lang w:val="es-EC"/>
-              </w:rPr>
-              <w:t>Definición y formulación del contexto de Investigación…</w:t>
-            </w:r>
-          </w:p>
-        </w:tc>
-        <w:tc>
-          <w:tcPr>
-            <w:tcW w:w="1923" w:type="pct"/>
-            <w:gridSpan w:val="2"/>
-            <w:vAlign w:val="center"/>
-          </w:tcPr>
-          <w:p>
-            <w:pPr>
-              <w:contextualSpacing/>
-              <w:rPr>
-                <w:rFonts w:ascii="Arial" w:hAnsi="Arial" w:cs="Arial"/>
-                <w:sz w:val="18"/>
-                <w:szCs w:val="18"/>
-                <w:lang w:val="es-EC"/>
-              </w:rPr>
-            </w:pPr>
-          </w:p>
-        </w:tc>
-      </w:tr>
-      <w:tr>
-        <w:trPr>
-          <w:trHeight w:val="126"/>
-        </w:trPr>
-        <w:tc>
-          <w:tcPr>
-            <w:tcW w:w="3077" w:type="pct"/>
-            <w:gridSpan w:val="2"/>
-            <w:vAlign w:val="center"/>
-          </w:tcPr>
-          <w:p>
-            <w:pPr>
-              <w:contextualSpacing/>
-              <w:rPr>
-                <w:rFonts w:ascii="Arial" w:hAnsi="Arial" w:cs="Arial"/>
-                <w:color w:val="7F7F7F" w:themeColor="text1" w:themeTint="80"/>
-                <w:sz w:val="18"/>
-                <w:szCs w:val="18"/>
-                <w:lang w:val="es-EC"/>
-              </w:rPr>
-            </w:pPr>
-            <w:r>
-              <w:rPr>
-                <w:rFonts w:ascii="Arial" w:hAnsi="Arial" w:cs="Arial"/>
-                <w:color w:val="7F7F7F" w:themeColor="text1" w:themeTint="80"/>
-                <w:sz w:val="18"/>
-                <w:szCs w:val="18"/>
-                <w:lang w:val="es-EC"/>
-              </w:rPr>
-              <w:t>Planteamientos de objetivos</w:t>
-            </w:r>
-          </w:p>
-        </w:tc>
-        <w:tc>
-          <w:tcPr>
-            <w:tcW w:w="1923" w:type="pct"/>
-            <w:gridSpan w:val="2"/>
-            <w:vAlign w:val="center"/>
-          </w:tcPr>
-          <w:p>
-            <w:pPr>
-              <w:contextualSpacing/>
-              <w:rPr>
-                <w:rFonts w:ascii="Arial" w:hAnsi="Arial" w:cs="Arial"/>
-                <w:sz w:val="18"/>
-                <w:szCs w:val="18"/>
-                <w:lang w:val="es-EC"/>
-              </w:rPr>
-            </w:pPr>
           </w:p>
         </w:tc>
       </w:tr>
@@ -2439,8 +1567,7 @@
         </w:trPr>
         <w:tc>
           <w:tcPr>
-            <w:tcW w:w="3077" w:type="pct"/>
-            <w:gridSpan w:val="2"/>
+            <w:tcW w:w="1693" w:type="pct"/>
             <w:vAlign w:val="bottom"/>
           </w:tcPr>
           <w:p>
@@ -2449,7 +1576,6 @@
               <w:contextualSpacing/>
               <w:rPr>
                 <w:rFonts w:ascii="Arial" w:hAnsi="Arial" w:cs="Arial"/>
-                <w:color w:val="7F7F7F" w:themeColor="text1" w:themeTint="80"/>
                 <w:sz w:val="18"/>
                 <w:szCs w:val="18"/>
                 <w:lang w:val="es-EC"/>
@@ -2458,40 +1584,18 @@
             <w:r>
               <w:rPr>
                 <w:rFonts w:ascii="Arial" w:hAnsi="Arial" w:cs="Arial"/>
-                <w:color w:val="7F7F7F" w:themeColor="text1" w:themeTint="80"/>
-                <w:sz w:val="18"/>
-                <w:szCs w:val="18"/>
-                <w:lang w:val="es-EC"/>
-              </w:rPr>
-              <w:t xml:space="preserve">Diseño </w:t>
-            </w:r>
-            <w:r>
-              <w:rPr>
-                <w:rFonts w:ascii="Arial" w:hAnsi="Arial" w:cs="Arial"/>
-                <w:color w:val="7F7F7F" w:themeColor="text1" w:themeTint="80"/>
-                <w:sz w:val="18"/>
-                <w:szCs w:val="18"/>
-                <w:lang w:val="es-EC"/>
-              </w:rPr>
-              <w:t>Metodológico. (Ejemplo</w:t>
-            </w:r>
-            <w:r>
-              <w:rPr>
-                <w:rFonts w:ascii="Arial" w:hAnsi="Arial" w:cs="Arial"/>
-                <w:color w:val="7F7F7F" w:themeColor="text1" w:themeTint="80"/>
-                <w:sz w:val="18"/>
-                <w:szCs w:val="18"/>
-                <w:lang w:val="es-EC"/>
-              </w:rPr>
-              <w:t>)</w:t>
+                <w:sz w:val="18"/>
+                <w:szCs w:val="18"/>
+                <w:lang w:val="es-EC"/>
+              </w:rPr>
+              <w:t>Diseño Metodológico. (</w:t>
             </w:r>
           </w:p>
         </w:tc>
         <w:tc>
           <w:tcPr>
-            <w:tcW w:w="1923" w:type="pct"/>
+            <w:tcW w:w="3307" w:type="pct"/>
             <w:gridSpan w:val="2"/>
-            <w:vAlign w:val="center"/>
           </w:tcPr>
           <w:p>
             <w:pPr>
@@ -2503,6 +1607,38 @@
                 <w:lang w:val="es-EC"/>
               </w:rPr>
             </w:pPr>
+            <w:r>
+              <w:rPr>
+                <w:rFonts w:ascii="Arial" w:hAnsi="Arial" w:cs="Arial"/>
+                <w:bCs/>
+                <w:sz w:val="18"/>
+                <w:szCs w:val="18"/>
+                <w:lang w:val="es-EC"/>
+              </w:rPr>
+              <w:t xml:space="preserve">Explicar de forma explícita si hubo una pérdida de seguimiento (mortalidad muestral de 10 participantes en el </w:t>
+            </w:r>
+            <w:proofErr w:type="spellStart"/>
+            <w:r>
+              <w:rPr>
+                <w:rFonts w:ascii="Arial" w:hAnsi="Arial" w:cs="Arial"/>
+                <w:bCs/>
+                <w:sz w:val="18"/>
+                <w:szCs w:val="18"/>
+                <w:lang w:val="es-EC"/>
+              </w:rPr>
+              <w:t>pre-test</w:t>
+            </w:r>
+            <w:proofErr w:type="spellEnd"/>
+            <w:r>
+              <w:rPr>
+                <w:rFonts w:ascii="Arial" w:hAnsi="Arial" w:cs="Arial"/>
+                <w:bCs/>
+                <w:sz w:val="18"/>
+                <w:szCs w:val="18"/>
+                <w:lang w:val="es-EC"/>
+              </w:rPr>
+              <w:t>) o homogeneizar el tamaño muestral reportado en el texto y pie de tablas.</w:t>
+            </w:r>
           </w:p>
         </w:tc>
       </w:tr>
@@ -2512,8 +1648,7 @@
         </w:trPr>
         <w:tc>
           <w:tcPr>
-            <w:tcW w:w="3077" w:type="pct"/>
-            <w:gridSpan w:val="2"/>
+            <w:tcW w:w="1693" w:type="pct"/>
             <w:vAlign w:val="bottom"/>
           </w:tcPr>
           <w:p>
@@ -2522,7 +1657,6 @@
               <w:contextualSpacing/>
               <w:rPr>
                 <w:rFonts w:ascii="Arial" w:hAnsi="Arial" w:cs="Arial"/>
-                <w:color w:val="7F7F7F" w:themeColor="text1" w:themeTint="80"/>
                 <w:sz w:val="18"/>
                 <w:szCs w:val="18"/>
                 <w:lang w:val="es-EC"/>
@@ -2531,7 +1665,6 @@
             <w:r>
               <w:rPr>
                 <w:rFonts w:ascii="Arial" w:hAnsi="Arial" w:cs="Arial"/>
-                <w:color w:val="7F7F7F" w:themeColor="text1" w:themeTint="80"/>
                 <w:sz w:val="18"/>
                 <w:szCs w:val="18"/>
                 <w:lang w:val="es-EC"/>
@@ -2542,9 +1675,8 @@
         </w:tc>
         <w:tc>
           <w:tcPr>
-            <w:tcW w:w="1923" w:type="pct"/>
+            <w:tcW w:w="3307" w:type="pct"/>
             <w:gridSpan w:val="2"/>
-            <w:vAlign w:val="center"/>
           </w:tcPr>
           <w:p>
             <w:pPr>
@@ -2556,6 +1688,16 @@
                 <w:lang w:val="es-EC"/>
               </w:rPr>
             </w:pPr>
+            <w:r>
+              <w:rPr>
+                <w:rFonts w:ascii="Arial" w:hAnsi="Arial" w:cs="Arial"/>
+                <w:bCs/>
+                <w:sz w:val="18"/>
+                <w:szCs w:val="18"/>
+                <w:lang w:val="es-EC"/>
+              </w:rPr>
+              <w:t>Sin observación</w:t>
+            </w:r>
           </w:p>
         </w:tc>
       </w:tr>
@@ -2643,21 +1785,47 @@
     <w:p>
       <w:pPr>
         <w:spacing w:after="0"/>
-        <w:ind w:left="1276"/>
-        <w:jc w:val="center"/>
-        <w:rPr>
-          <w:rFonts w:ascii="Arial" w:hAnsi="Arial" w:cs="Arial"/>
-          <w:sz w:val="18"/>
-          <w:szCs w:val="18"/>
-        </w:rPr>
-      </w:pPr>
-      <w:r>
-        <w:rPr>
-          <w:rFonts w:ascii="Arial" w:hAnsi="Arial" w:cs="Arial"/>
-          <w:sz w:val="18"/>
-          <w:szCs w:val="18"/>
-        </w:rPr>
-        <w:t xml:space="preserve">                                                                      </w:t>
+        <w:rPr>
+          <w:rFonts w:ascii="Arial" w:hAnsi="Arial" w:cs="Arial"/>
+          <w:sz w:val="18"/>
+          <w:szCs w:val="18"/>
+        </w:rPr>
+      </w:pPr>
+      <w:r>
+        <w:rPr>
+          <w:rFonts w:ascii="Arial" w:hAnsi="Arial" w:cs="Arial"/>
+          <w:sz w:val="18"/>
+          <w:szCs w:val="18"/>
+        </w:rPr>
+        <w:t xml:space="preserve">                                                   </w:t>
+      </w:r>
+    </w:p>
+    <w:p>
+      <w:pPr>
+        <w:spacing w:after="0"/>
+        <w:rPr>
+          <w:rFonts w:ascii="Arial" w:hAnsi="Arial" w:cs="Arial"/>
+          <w:sz w:val="18"/>
+          <w:szCs w:val="18"/>
+        </w:rPr>
+      </w:pPr>
+    </w:p>
+    <w:p>
+      <w:pPr>
+        <w:spacing w:after="0"/>
+        <w:rPr>
+          <w:rFonts w:ascii="Arial" w:hAnsi="Arial" w:cs="Arial"/>
+          <w:sz w:val="18"/>
+          <w:szCs w:val="18"/>
+        </w:rPr>
+      </w:pPr>
+      <w:r>
+        <w:rPr>
+          <w:rFonts w:ascii="Arial" w:hAnsi="Arial" w:cs="Arial"/>
+          <w:sz w:val="18"/>
+          <w:szCs w:val="18"/>
+        </w:rPr>
+        <w:t xml:space="preserve">                   </w:t>
       </w:r>
       <w:r>
         <w:rPr>
@@ -2701,79 +1869,7 @@
           <w:sz w:val="18"/>
           <w:szCs w:val="18"/>
         </w:rPr>
-        <w:t xml:space="preserve"> </w:t>
-      </w:r>
-      <w:r>
-        <w:rPr>
-          <w:rFonts w:ascii="Arial" w:hAnsi="Arial" w:cs="Arial"/>
-          <w:sz w:val="18"/>
-          <w:szCs w:val="18"/>
-        </w:rPr>
-        <w:tab/>
-      </w:r>
-    </w:p>
-    <w:p>
-      <w:pPr>
-        <w:spacing w:after="0"/>
-        <w:ind w:left="1276"/>
-        <w:rPr>
-          <w:rFonts w:ascii="Arial" w:hAnsi="Arial" w:cs="Arial"/>
-          <w:color w:val="808080" w:themeColor="background1" w:themeShade="80"/>
-          <w:sz w:val="18"/>
-          <w:szCs w:val="18"/>
-        </w:rPr>
-      </w:pPr>
-      <w:r>
-        <w:rPr>
-          <w:rFonts w:ascii="Arial" w:hAnsi="Arial" w:cs="Arial"/>
-          <w:sz w:val="18"/>
-          <w:szCs w:val="18"/>
-        </w:rPr>
-        <w:t>…</w:t>
-      </w:r>
-      <w:r>
-        <w:rPr>
-          <w:rFonts w:ascii="Arial" w:hAnsi="Arial" w:cs="Arial"/>
-          <w:color w:val="808080" w:themeColor="background1" w:themeShade="80"/>
-          <w:sz w:val="18"/>
-          <w:szCs w:val="18"/>
-        </w:rPr>
-        <w:t xml:space="preserve"> (t</w:t>
-      </w:r>
-      <w:r>
-        <w:rPr>
-          <w:rFonts w:ascii="Arial" w:hAnsi="Arial" w:cs="Arial"/>
-          <w:color w:val="808080" w:themeColor="background1" w:themeShade="80"/>
-          <w:sz w:val="18"/>
-          <w:szCs w:val="18"/>
-        </w:rPr>
-        <w:t xml:space="preserve">ítulo académico) </w:t>
-      </w:r>
-      <w:r>
-        <w:rPr>
-          <w:rFonts w:ascii="Arial" w:hAnsi="Arial" w:cs="Arial"/>
-          <w:sz w:val="18"/>
-          <w:szCs w:val="18"/>
-        </w:rPr>
-        <w:t xml:space="preserve">... </w:t>
-      </w:r>
-      <w:r>
-        <w:rPr>
-          <w:rFonts w:ascii="Arial" w:hAnsi="Arial" w:cs="Arial"/>
-          <w:color w:val="808080" w:themeColor="background1" w:themeShade="80"/>
-          <w:sz w:val="18"/>
-          <w:szCs w:val="18"/>
-        </w:rPr>
-        <w:t>(nombre y f</w:t>
-      </w:r>
-      <w:r>
-        <w:rPr>
-          <w:rFonts w:ascii="Arial" w:hAnsi="Arial" w:cs="Arial"/>
-          <w:color w:val="808080" w:themeColor="background1" w:themeShade="80"/>
-          <w:sz w:val="18"/>
-          <w:szCs w:val="18"/>
-        </w:rPr>
-        <w:t xml:space="preserve">irma)     </w:t>
+        <w:t>Arturo Damián Rodríguez Zambrano</w:t>
       </w:r>
     </w:p>
     <w:p>
@@ -2813,28 +1909,8 @@
           <w:sz w:val="18"/>
           <w:szCs w:val="18"/>
         </w:rPr>
-        <w:t>Correo Electrónico Institucional</w:t>
-      </w:r>
-      <w:r>
-        <w:rPr>
-          <w:rFonts w:ascii="Arial" w:hAnsi="Arial" w:cs="Arial"/>
-          <w:sz w:val="18"/>
-          <w:szCs w:val="18"/>
-        </w:rPr>
-        <w:t>:</w:t>
-      </w:r>
-    </w:p>
-    <w:p>
-      <w:pPr>
-        <w:spacing w:after="0"/>
-        <w:ind w:left="1276"/>
-        <w:jc w:val="both"/>
-        <w:rPr>
-          <w:rFonts w:ascii="Arial" w:hAnsi="Arial" w:cs="Arial"/>
-          <w:sz w:val="18"/>
-          <w:szCs w:val="18"/>
-        </w:rPr>
-      </w:pPr>
+        <w:t>Correo Electrónico Institucional: arturo.rodriguez@uleam.edu.ec</w:t>
+      </w:r>
     </w:p>
     <w:p>
       <w:pPr>
@@ -2952,7 +2028,7 @@
 </file>
 
 <file path=word/endnotes.xml><?xml version="1.0" encoding="utf-8"?>
-<w:endnotes xmlns:wpc="http://schemas.microsoft.com/office/word/2010/wordprocessingCanvas" xmlns:cx="http://schemas.microsoft.com/office/drawing/2014/chartex" xmlns:cx1="http://schemas.microsoft.com/office/drawing/2015/9/8/chartex" xmlns:cx2="http://schemas.microsoft.com/office/drawing/2015/10/21/chartex" xmlns:cx3="http://schemas.microsoft.com/office/drawing/2016/5/9/chartex" xmlns:cx4="http://schemas.microsoft.com/office/drawing/2016/5/10/chartex" xmlns:cx5="http://schemas.microsoft.com/office/drawing/2016/5/11/chartex" xmlns:cx6="http://schemas.microsoft.com/office/drawing/2016/5/12/chartex" xmlns:cx7="http://schemas.microsoft.com/office/drawing/2016/5/13/chartex" xmlns:cx8="http://schemas.microsoft.com/office/drawing/2016/5/14/chartex" xmlns:mc="http://schemas.openxmlformats.org/markup-compatibility/2006" xmlns:aink="http://schemas.microsoft.com/office/drawing/2016/ink" xmlns:am3d="http://schemas.microsoft.com/office/drawing/2017/model3d" xmlns:o="urn:schemas-microsoft-com:office:office" xmlns:oel="http://schemas.microsoft.com/office/2019/extlst" xmlns:r="http://schemas.openxmlformats.org/officeDocument/2006/relationships" xmlns:m="http://schemas.openxmlformats.org/officeDocument/2006/math" xmlns:v="urn:schemas-microsoft-com:vml" xmlns:wp14="http://schemas.microsoft.com/office/word/2010/wordprocessingDrawing" xmlns:wp="http://schemas.openxmlformats.org/drawingml/2006/wordprocessingDrawing" xmlns:w10="urn:schemas-microsoft-com:office:word" xmlns:w="http://schemas.openxmlformats.org/wordprocessingml/2006/main" xmlns:w14="http://schemas.microsoft.com/office/word/2010/wordml" xmlns:w15="http://schemas.microsoft.com/office/word/2012/wordml" xmlns:w16cex="http://schemas.microsoft.com/office/word/2018/wordml/cex" xmlns:w16cid="http://schemas.microsoft.com/office/word/2016/wordml/cid" xmlns:w16="http://schemas.microsoft.com/office/word/2018/wordml" xmlns:w16sdtdh="http://schemas.microsoft.com/office/word/2020/wordml/sdtdatahash" xmlns:w16se="http://schemas.microsoft.com/office/word/2015/wordml/symex" xmlns:wpg="http://schemas.microsoft.com/office/word/2010/wordprocessingGroup" xmlns:wpi="http://schemas.microsoft.com/office/word/2010/wordprocessingInk" xmlns:wne="http://schemas.microsoft.com/office/word/2006/wordml" xmlns:wps="http://schemas.microsoft.com/office/word/2010/wordprocessingShape" mc:Ignorable="w14 w15 w16se w16cid w16 w16cex w16sdtdh wp14">
+<w:endnotes xmlns:wpc="http://schemas.microsoft.com/office/word/2010/wordprocessingCanvas" xmlns:cx="http://schemas.microsoft.com/office/drawing/2014/chartex" xmlns:cx1="http://schemas.microsoft.com/office/drawing/2015/9/8/chartex" xmlns:cx2="http://schemas.microsoft.com/office/drawing/2015/10/21/chartex" xmlns:cx3="http://schemas.microsoft.com/office/drawing/2016/5/9/chartex" xmlns:cx4="http://schemas.microsoft.com/office/drawing/2016/5/10/chartex" xmlns:cx5="http://schemas.microsoft.com/office/drawing/2016/5/11/chartex" xmlns:cx6="http://schemas.microsoft.com/office/drawing/2016/5/12/chartex" xmlns:cx7="http://schemas.microsoft.com/office/drawing/2016/5/13/chartex" xmlns:cx8="http://schemas.microsoft.com/office/drawing/2016/5/14/chartex" xmlns:mc="http://schemas.openxmlformats.org/markup-compatibility/2006" xmlns:aink="http://schemas.microsoft.com/office/drawing/2016/ink" xmlns:am3d="http://schemas.microsoft.com/office/drawing/2017/model3d" xmlns:o="urn:schemas-microsoft-com:office:office" xmlns:oel="http://schemas.microsoft.com/office/2019/extlst" xmlns:r="http://schemas.openxmlformats.org/officeDocument/2006/relationships" xmlns:m="http://schemas.openxmlformats.org/officeDocument/2006/math" xmlns:v="urn:schemas-microsoft-com:vml" xmlns:wp14="http://schemas.microsoft.com/office/word/2010/wordprocessingDrawing" xmlns:wp="http://schemas.openxmlformats.org/drawingml/2006/wordprocessingDrawing" xmlns:w10="urn:schemas-microsoft-com:office:word" xmlns:w="http://schemas.openxmlformats.org/wordprocessingml/2006/main" xmlns:w14="http://schemas.microsoft.com/office/word/2010/wordml" xmlns:w15="http://schemas.microsoft.com/office/word/2012/wordml" xmlns:w16cei="http://schemas.microsoft.com/office/word/2026/wordml/cei" xmlns:w16cex="http://schemas.microsoft.com/office/word/2018/wordml/cex" xmlns:w16cid="http://schemas.microsoft.com/office/word/2016/wordml/cid" xmlns:w16="http://schemas.microsoft.com/office/word/2018/wordml" xmlns:w16du="http://schemas.microsoft.com/office/word/2023/wordml/word16du" xmlns:w16sdtdh="http://schemas.microsoft.com/office/word/2020/wordml/sdtdatahash" xmlns:w16sdtfl="http://schemas.microsoft.com/office/word/2024/wordml/sdtformatlock" xmlns:w16se="http://schemas.microsoft.com/office/word/2015/wordml/symex" xmlns:wpg="http://schemas.microsoft.com/office/word/2010/wordprocessingGroup" xmlns:wpi="http://schemas.microsoft.com/office/word/2010/wordprocessingInk" xmlns:wne="http://schemas.microsoft.com/office/word/2006/wordml" xmlns:wps="http://schemas.microsoft.com/office/word/2010/wordprocessingShape" mc:Ignorable="w14 w15 w16se w16cid w16 w16cex w16sdtdh w16sdtfl w16du wp14">
   <w:endnote w:type="separator" w:id="-1">
     <w:p>
       <w:pPr>
@@ -2977,7 +2053,7 @@
 </file>
 
 <file path=word/footnotes.xml><?xml version="1.0" encoding="utf-8"?>
-<w:footnotes xmlns:wpc="http://schemas.microsoft.com/office/word/2010/wordprocessingCanvas" xmlns:cx="http://schemas.microsoft.com/office/drawing/2014/chartex" xmlns:cx1="http://schemas.microsoft.com/office/drawing/2015/9/8/chartex" xmlns:cx2="http://schemas.microsoft.com/office/drawing/2015/10/21/chartex" xmlns:cx3="http://schemas.microsoft.com/office/drawing/2016/5/9/chartex" xmlns:cx4="http://schemas.microsoft.com/office/drawing/2016/5/10/chartex" xmlns:cx5="http://schemas.microsoft.com/office/drawing/2016/5/11/chartex" xmlns:cx6="http://schemas.microsoft.com/office/drawing/2016/5/12/chartex" xmlns:cx7="http://schemas.microsoft.com/office/drawing/2016/5/13/chartex" xmlns:cx8="http://schemas.microsoft.com/office/drawing/2016/5/14/chartex" xmlns:mc="http://schemas.openxmlformats.org/markup-compatibility/2006" xmlns:aink="http://schemas.microsoft.com/office/drawing/2016/ink" xmlns:am3d="http://schemas.microsoft.com/office/drawing/2017/model3d" xmlns:o="urn:schemas-microsoft-com:office:office" xmlns:oel="http://schemas.microsoft.com/office/2019/extlst" xmlns:r="http://schemas.openxmlformats.org/officeDocument/2006/relationships" xmlns:m="http://schemas.openxmlformats.org/officeDocument/2006/math" xmlns:v="urn:schemas-microsoft-com:vml" xmlns:wp14="http://schemas.microsoft.com/office/word/2010/wordprocessingDrawing" xmlns:wp="http://schemas.openxmlformats.org/drawingml/2006/wordprocessingDrawing" xmlns:w10="urn:schemas-microsoft-com:office:word" xmlns:w="http://schemas.openxmlformats.org/wordprocessingml/2006/main" xmlns:w14="http://schemas.microsoft.com/office/word/2010/wordml" xmlns:w15="http://schemas.microsoft.com/office/word/2012/wordml" xmlns:w16cex="http://schemas.microsoft.com/office/word/2018/wordml/cex" xmlns:w16cid="http://schemas.microsoft.com/office/word/2016/wordml/cid" xmlns:w16="http://schemas.microsoft.com/office/word/2018/wordml" xmlns:w16sdtdh="http://schemas.microsoft.com/office/word/2020/wordml/sdtdatahash" xmlns:w16se="http://schemas.microsoft.com/office/word/2015/wordml/symex" xmlns:wpg="http://schemas.microsoft.com/office/word/2010/wordprocessingGroup" xmlns:wpi="http://schemas.microsoft.com/office/word/2010/wordprocessingInk" xmlns:wne="http://schemas.microsoft.com/office/word/2006/wordml" xmlns:wps="http://schemas.microsoft.com/office/word/2010/wordprocessingShape" mc:Ignorable="w14 w15 w16se w16cid w16 w16cex w16sdtdh wp14">
+<w:footnotes xmlns:wpc="http://schemas.microsoft.com/office/word/2010/wordprocessingCanvas" xmlns:cx="http://schemas.microsoft.com/office/drawing/2014/chartex" xmlns:cx1="http://schemas.microsoft.com/office/drawing/2015/9/8/chartex" xmlns:cx2="http://schemas.microsoft.com/office/drawing/2015/10/21/chartex" xmlns:cx3="http://schemas.microsoft.com/office/drawing/2016/5/9/chartex" xmlns:cx4="http://schemas.microsoft.com/office/drawing/2016/5/10/chartex" xmlns:cx5="http://schemas.microsoft.com/office/drawing/2016/5/11/chartex" xmlns:cx6="http://schemas.microsoft.com/office/drawing/2016/5/12/chartex" xmlns:cx7="http://schemas.microsoft.com/office/drawing/2016/5/13/chartex" xmlns:cx8="http://schemas.microsoft.com/office/drawing/2016/5/14/chartex" xmlns:mc="http://schemas.openxmlformats.org/markup-compatibility/2006" xmlns:aink="http://schemas.microsoft.com/office/drawing/2016/ink" xmlns:am3d="http://schemas.microsoft.com/office/drawing/2017/model3d" xmlns:o="urn:schemas-microsoft-com:office:office" xmlns:oel="http://schemas.microsoft.com/office/2019/extlst" xmlns:r="http://schemas.openxmlformats.org/officeDocument/2006/relationships" xmlns:m="http://schemas.openxmlformats.org/officeDocument/2006/math" xmlns:v="urn:schemas-microsoft-com:vml" xmlns:wp14="http://schemas.microsoft.com/office/word/2010/wordprocessingDrawing" xmlns:wp="http://schemas.openxmlformats.org/drawingml/2006/wordprocessingDrawing" xmlns:w10="urn:schemas-microsoft-com:office:word" xmlns:w="http://schemas.openxmlformats.org/wordprocessingml/2006/main" xmlns:w14="http://schemas.microsoft.com/office/word/2010/wordml" xmlns:w15="http://schemas.microsoft.com/office/word/2012/wordml" xmlns:w16cei="http://schemas.microsoft.com/office/word/2026/wordml/cei" xmlns:w16cex="http://schemas.microsoft.com/office/word/2018/wordml/cex" xmlns:w16cid="http://schemas.microsoft.com/office/word/2016/wordml/cid" xmlns:w16="http://schemas.microsoft.com/office/word/2018/wordml" xmlns:w16du="http://schemas.microsoft.com/office/word/2023/wordml/word16du" xmlns:w16sdtdh="http://schemas.microsoft.com/office/word/2020/wordml/sdtdatahash" xmlns:w16sdtfl="http://schemas.microsoft.com/office/word/2024/wordml/sdtformatlock" xmlns:w16se="http://schemas.microsoft.com/office/word/2015/wordml/symex" xmlns:wpg="http://schemas.microsoft.com/office/word/2010/wordprocessingGroup" xmlns:wpi="http://schemas.microsoft.com/office/word/2010/wordprocessingInk" xmlns:wne="http://schemas.microsoft.com/office/word/2006/wordml" xmlns:wps="http://schemas.microsoft.com/office/word/2010/wordprocessingShape" mc:Ignorable="w14 w15 w16se w16cid w16 w16cex w16sdtdh w16sdtfl w16du wp14">
   <w:footnote w:type="separator" w:id="-1">
     <w:p>
       <w:pPr>
@@ -3002,7 +2078,7 @@
 </file>
 
 <file path=word/header1.xml><?xml version="1.0" encoding="utf-8"?>
-<w:hdr xmlns:wpc="http://schemas.microsoft.com/office/word/2010/wordprocessingCanvas" xmlns:cx="http://schemas.microsoft.com/office/drawing/2014/chartex" xmlns:cx1="http://schemas.microsoft.com/office/drawing/2015/9/8/chartex" xmlns:cx2="http://schemas.microsoft.com/office/drawing/2015/10/21/chartex" xmlns:cx3="http://schemas.microsoft.com/office/drawing/2016/5/9/chartex" xmlns:cx4="http://schemas.microsoft.com/office/drawing/2016/5/10/chartex" xmlns:cx5="http://schemas.microsoft.com/office/drawing/2016/5/11/chartex" xmlns:cx6="http://schemas.microsoft.com/office/drawing/2016/5/12/chartex" xmlns:cx7="http://schemas.microsoft.com/office/drawing/2016/5/13/chartex" xmlns:cx8="http://schemas.microsoft.com/office/drawing/2016/5/14/chartex" xmlns:mc="http://schemas.openxmlformats.org/markup-compatibility/2006" xmlns:aink="http://schemas.microsoft.com/office/drawing/2016/ink" xmlns:am3d="http://schemas.microsoft.com/office/drawing/2017/model3d" xmlns:o="urn:schemas-microsoft-com:office:office" xmlns:oel="http://schemas.microsoft.com/office/2019/extlst" xmlns:r="http://schemas.openxmlformats.org/officeDocument/2006/relationships" xmlns:m="http://schemas.openxmlformats.org/officeDocument/2006/math" xmlns:v="urn:schemas-microsoft-com:vml" xmlns:wp14="http://schemas.microsoft.com/office/word/2010/wordprocessingDrawing" xmlns:wp="http://schemas.openxmlformats.org/drawingml/2006/wordprocessingDrawing" xmlns:w10="urn:schemas-microsoft-com:office:word" xmlns:w="http://schemas.openxmlformats.org/wordprocessingml/2006/main" xmlns:w14="http://schemas.microsoft.com/office/word/2010/wordml" xmlns:w15="http://schemas.microsoft.com/office/word/2012/wordml" xmlns:w16cex="http://schemas.microsoft.com/office/word/2018/wordml/cex" xmlns:w16cid="http://schemas.microsoft.com/office/word/2016/wordml/cid" xmlns:w16="http://schemas.microsoft.com/office/word/2018/wordml" xmlns:w16sdtdh="http://schemas.microsoft.com/office/word/2020/wordml/sdtdatahash" xmlns:w16se="http://schemas.microsoft.com/office/word/2015/wordml/symex" xmlns:wpg="http://schemas.microsoft.com/office/word/2010/wordprocessingGroup" xmlns:wpi="http://schemas.microsoft.com/office/word/2010/wordprocessingInk" xmlns:wne="http://schemas.microsoft.com/office/word/2006/wordml" xmlns:wps="http://schemas.microsoft.com/office/word/2010/wordprocessingShape" mc:Ignorable="w14 w15 w16se w16cid w16 w16cex w16sdtdh wp14">
+<w:hdr xmlns:wpc="http://schemas.microsoft.com/office/word/2010/wordprocessingCanvas" xmlns:cx="http://schemas.microsoft.com/office/drawing/2014/chartex" xmlns:cx1="http://schemas.microsoft.com/office/drawing/2015/9/8/chartex" xmlns:cx2="http://schemas.microsoft.com/office/drawing/2015/10/21/chartex" xmlns:cx3="http://schemas.microsoft.com/office/drawing/2016/5/9/chartex" xmlns:cx4="http://schemas.microsoft.com/office/drawing/2016/5/10/chartex" xmlns:cx5="http://schemas.microsoft.com/office/drawing/2016/5/11/chartex" xmlns:cx6="http://schemas.microsoft.com/office/drawing/2016/5/12/chartex" xmlns:cx7="http://schemas.microsoft.com/office/drawing/2016/5/13/chartex" xmlns:cx8="http://schemas.microsoft.com/office/drawing/2016/5/14/chartex" xmlns:mc="http://schemas.openxmlformats.org/markup-compatibility/2006" xmlns:aink="http://schemas.microsoft.com/office/drawing/2016/ink" xmlns:am3d="http://schemas.microsoft.com/office/drawing/2017/model3d" xmlns:o="urn:schemas-microsoft-com:office:office" xmlns:oel="http://schemas.microsoft.com/office/2019/extlst" xmlns:r="http://schemas.openxmlformats.org/officeDocument/2006/relationships" xmlns:m="http://schemas.openxmlformats.org/officeDocument/2006/math" xmlns:v="urn:schemas-microsoft-com:vml" xmlns:wp14="http://schemas.microsoft.com/office/word/2010/wordprocessingDrawing" xmlns:wp="http://schemas.openxmlformats.org/drawingml/2006/wordprocessingDrawing" xmlns:w10="urn:schemas-microsoft-com:office:word" xmlns:w="http://schemas.openxmlformats.org/wordprocessingml/2006/main" xmlns:w14="http://schemas.microsoft.com/office/word/2010/wordml" xmlns:w15="http://schemas.microsoft.com/office/word/2012/wordml" xmlns:w16cei="http://schemas.microsoft.com/office/word/2026/wordml/cei" xmlns:w16cex="http://schemas.microsoft.com/office/word/2018/wordml/cex" xmlns:w16cid="http://schemas.microsoft.com/office/word/2016/wordml/cid" xmlns:w16="http://schemas.microsoft.com/office/word/2018/wordml" xmlns:w16du="http://schemas.microsoft.com/office/word/2023/wordml/word16du" xmlns:w16sdtdh="http://schemas.microsoft.com/office/word/2020/wordml/sdtdatahash" xmlns:w16sdtfl="http://schemas.microsoft.com/office/word/2024/wordml/sdtformatlock" xmlns:w16se="http://schemas.microsoft.com/office/word/2015/wordml/symex" xmlns:wpg="http://schemas.microsoft.com/office/word/2010/wordprocessingGroup" xmlns:wpi="http://schemas.microsoft.com/office/word/2010/wordprocessingInk" xmlns:wne="http://schemas.microsoft.com/office/word/2006/wordml" xmlns:wps="http://schemas.microsoft.com/office/word/2010/wordprocessingShape" mc:Ignorable="w14 w15 w16se w16cid w16 w16cex w16sdtdh w16sdtfl w16du wp14">
   <w:tbl>
     <w:tblPr>
       <w:tblW w:w="9045" w:type="dxa"/>
@@ -3652,7 +2728,7 @@
 </file>
 
 <file path=word/numbering.xml><?xml version="1.0" encoding="utf-8"?>
-<w:numbering xmlns:wpc="http://schemas.microsoft.com/office/word/2010/wordprocessingCanvas" xmlns:cx="http://schemas.microsoft.com/office/drawing/2014/chartex" xmlns:cx1="http://schemas.microsoft.com/office/drawing/2015/9/8/chartex" xmlns:cx2="http://schemas.microsoft.com/office/drawing/2015/10/21/chartex" xmlns:cx3="http://schemas.microsoft.com/office/drawing/2016/5/9/chartex" xmlns:cx4="http://schemas.microsoft.com/office/drawing/2016/5/10/chartex" xmlns:cx5="http://schemas.microsoft.com/office/drawing/2016/5/11/chartex" xmlns:cx6="http://schemas.microsoft.com/office/drawing/2016/5/12/chartex" xmlns:cx7="http://schemas.microsoft.com/office/drawing/2016/5/13/chartex" xmlns:cx8="http://schemas.microsoft.com/office/drawing/2016/5/14/chartex" xmlns:mc="http://schemas.openxmlformats.org/markup-compatibility/2006" xmlns:aink="http://schemas.microsoft.com/office/drawing/2016/ink" xmlns:am3d="http://schemas.microsoft.com/office/drawing/2017/model3d" xmlns:o="urn:schemas-microsoft-com:office:office" xmlns:oel="http://schemas.microsoft.com/office/2019/extlst" xmlns:r="http://schemas.openxmlformats.org/officeDocument/2006/relationships" xmlns:m="http://schemas.openxmlformats.org/officeDocument/2006/math" xmlns:v="urn:schemas-microsoft-com:vml" xmlns:wp14="http://schemas.microsoft.com/office/word/2010/wordprocessingDrawing" xmlns:wp="http://schemas.openxmlformats.org/drawingml/2006/wordprocessingDrawing" xmlns:w10="urn:schemas-microsoft-com:office:word" xmlns:w="http://schemas.openxmlformats.org/wordprocessingml/2006/main" xmlns:w14="http://schemas.microsoft.com/office/word/2010/wordml" xmlns:w15="http://schemas.microsoft.com/office/word/2012/wordml" xmlns:w16cex="http://schemas.microsoft.com/office/word/2018/wordml/cex" xmlns:w16cid="http://schemas.microsoft.com/office/word/2016/wordml/cid" xmlns:w16="http://schemas.microsoft.com/office/word/2018/wordml" xmlns:w16sdtdh="http://schemas.microsoft.com/office/word/2020/wordml/sdtdatahash" xmlns:w16se="http://schemas.microsoft.com/office/word/2015/wordml/symex" xmlns:wpg="http://schemas.microsoft.com/office/word/2010/wordprocessingGroup" xmlns:wpi="http://schemas.microsoft.com/office/word/2010/wordprocessingInk" xmlns:wne="http://schemas.microsoft.com/office/word/2006/wordml" xmlns:wps="http://schemas.microsoft.com/office/word/2010/wordprocessingShape" mc:Ignorable="w14 w15 w16se w16cid w16 w16cex w16sdtdh wp14">
+<w:numbering xmlns:wpc="http://schemas.microsoft.com/office/word/2010/wordprocessingCanvas" xmlns:cx="http://schemas.microsoft.com/office/drawing/2014/chartex" xmlns:cx1="http://schemas.microsoft.com/office/drawing/2015/9/8/chartex" xmlns:cx2="http://schemas.microsoft.com/office/drawing/2015/10/21/chartex" xmlns:cx3="http://schemas.microsoft.com/office/drawing/2016/5/9/chartex" xmlns:cx4="http://schemas.microsoft.com/office/drawing/2016/5/10/chartex" xmlns:cx5="http://schemas.microsoft.com/office/drawing/2016/5/11/chartex" xmlns:cx6="http://schemas.microsoft.com/office/drawing/2016/5/12/chartex" xmlns:cx7="http://schemas.microsoft.com/office/drawing/2016/5/13/chartex" xmlns:cx8="http://schemas.microsoft.com/office/drawing/2016/5/14/chartex" xmlns:mc="http://schemas.openxmlformats.org/markup-compatibility/2006" xmlns:aink="http://schemas.microsoft.com/office/drawing/2016/ink" xmlns:am3d="http://schemas.microsoft.com/office/drawing/2017/model3d" xmlns:o="urn:schemas-microsoft-com:office:office" xmlns:oel="http://schemas.microsoft.com/office/2019/extlst" xmlns:r="http://schemas.openxmlformats.org/officeDocument/2006/relationships" xmlns:m="http://schemas.openxmlformats.org/officeDocument/2006/math" xmlns:v="urn:schemas-microsoft-com:vml" xmlns:wp14="http://schemas.microsoft.com/office/word/2010/wordprocessingDrawing" xmlns:wp="http://schemas.openxmlformats.org/drawingml/2006/wordprocessingDrawing" xmlns:w10="urn:schemas-microsoft-com:office:word" xmlns:w="http://schemas.openxmlformats.org/wordprocessingml/2006/main" xmlns:w14="http://schemas.microsoft.com/office/word/2010/wordml" xmlns:w15="http://schemas.microsoft.com/office/word/2012/wordml" xmlns:w16cei="http://schemas.microsoft.com/office/word/2026/wordml/cei" xmlns:w16cex="http://schemas.microsoft.com/office/word/2018/wordml/cex" xmlns:w16cid="http://schemas.microsoft.com/office/word/2016/wordml/cid" xmlns:w16="http://schemas.microsoft.com/office/word/2018/wordml" xmlns:w16du="http://schemas.microsoft.com/office/word/2023/wordml/word16du" xmlns:w16sdtdh="http://schemas.microsoft.com/office/word/2020/wordml/sdtdatahash" xmlns:w16sdtfl="http://schemas.microsoft.com/office/word/2024/wordml/sdtformatlock" xmlns:w16se="http://schemas.microsoft.com/office/word/2015/wordml/symex" xmlns:wpg="http://schemas.microsoft.com/office/word/2010/wordprocessingGroup" xmlns:wpi="http://schemas.microsoft.com/office/word/2010/wordprocessingInk" xmlns:wne="http://schemas.microsoft.com/office/word/2006/wordml" xmlns:wps="http://schemas.microsoft.com/office/word/2010/wordprocessingShape" mc:Ignorable="w14 w15 w16se w16cid w16 w16cex w16sdtdh w16sdtfl w16du wp14">
   <w:abstractNum w:abstractNumId="0" w15:restartNumberingAfterBreak="0">
     <w:nsid w:val="206E5D69"/>
     <w:multiLevelType w:val="hybridMultilevel"/>
@@ -3889,7 +2965,7 @@
 </file>
 
 <file path=word/styles.xml><?xml version="1.0" encoding="utf-8"?>
-<w:styles xmlns:mc="http://schemas.openxmlformats.org/markup-compatibility/2006" xmlns:r="http://schemas.openxmlformats.org/officeDocument/2006/relationships" xmlns:w="http://schemas.openxmlformats.org/wordprocessingml/2006/main" xmlns:w14="http://schemas.microsoft.com/office/word/2010/wordml" xmlns:w15="http://schemas.microsoft.com/office/word/2012/wordml" xmlns:w16cex="http://schemas.microsoft.com/office/word/2018/wordml/cex" xmlns:w16cid="http://schemas.microsoft.com/office/word/2016/wordml/cid" xmlns:w16="http://schemas.microsoft.com/office/word/2018/wordml" xmlns:w16sdtdh="http://schemas.microsoft.com/office/word/2020/wordml/sdtdatahash" xmlns:w16se="http://schemas.microsoft.com/office/word/2015/wordml/symex" mc:Ignorable="w14 w15 w16se w16cid w16 w16cex w16sdtdh">
+<w:styles xmlns:mc="http://schemas.openxmlformats.org/markup-compatibility/2006" xmlns:r="http://schemas.openxmlformats.org/officeDocument/2006/relationships" xmlns:w="http://schemas.openxmlformats.org/wordprocessingml/2006/main" xmlns:w14="http://schemas.microsoft.com/office/word/2010/wordml" xmlns:w15="http://schemas.microsoft.com/office/word/2012/wordml" xmlns:w16cex="http://schemas.microsoft.com/office/word/2018/wordml/cex" xmlns:w16cid="http://schemas.microsoft.com/office/word/2016/wordml/cid" xmlns:w16="http://schemas.microsoft.com/office/word/2018/wordml" xmlns:w16du="http://schemas.microsoft.com/office/word/2023/wordml/word16du" xmlns:w16sdtdh="http://schemas.microsoft.com/office/word/2020/wordml/sdtdatahash" xmlns:w16sdtfl="http://schemas.microsoft.com/office/word/2024/wordml/sdtformatlock" xmlns:w16se="http://schemas.microsoft.com/office/word/2015/wordml/symex" mc:Ignorable="w14 w15 w16se w16cid w16 w16cex w16sdtdh w16sdtfl w16du">
   <w:docDefaults>
     <w:rPrDefault>
       <w:rPr>
@@ -4754,6 +3830,19 @@
 </file>
 
 <file path=customXml/item1.xml><?xml version="1.0" encoding="utf-8"?>
+<b:Sources xmlns:b="http://schemas.openxmlformats.org/officeDocument/2006/bibliography" xmlns="http://schemas.openxmlformats.org/officeDocument/2006/bibliography" SelectedStyle="\APASixthEditionOfficeOnline.xsl" StyleName="APA" Version="6"/>
+</file>
+
+<file path=customXml/item2.xml><?xml version="1.0" encoding="utf-8"?>
+<?mso-contentType ?>
+<FormTemplates xmlns="http://schemas.microsoft.com/sharepoint/v3/contenttype/forms">
+  <Display>DocumentLibraryForm</Display>
+  <Edit>DocumentLibraryForm</Edit>
+  <New>DocumentLibraryForm</New>
+</FormTemplates>
+</file>
+
+<file path=customXml/item3.xml><?xml version="1.0" encoding="utf-8"?>
 <ct:contentTypeSchema xmlns:ct="http://schemas.microsoft.com/office/2006/metadata/contentType" xmlns:ma="http://schemas.microsoft.com/office/2006/metadata/properties/metaAttributes" ct:_="" ma:_="" ma:contentTypeName="Documento" ma:contentTypeID="0x010100786BC9F03B6C544D81CAAB38E0098887" ma:contentTypeVersion="12" ma:contentTypeDescription="Crear nuevo documento." ma:contentTypeScope="" ma:versionID="b05d93db08c6a02fc167dcabb5cdb724">
   <xsd:schema xmlns:xsd="http://www.w3.org/2001/XMLSchema" xmlns:xs="http://www.w3.org/2001/XMLSchema" xmlns:p="http://schemas.microsoft.com/office/2006/metadata/properties" xmlns:ns2="ce94a3db-480d-4ce7-9910-fdfb7ea55b02" xmlns:ns3="2e82c6ed-4e7f-4790-8032-0cabb5f96db9" targetNamespace="http://schemas.microsoft.com/office/2006/metadata/properties" ma:root="true" ma:fieldsID="bedc1b68e15b2cd3dc0b0251a4d180b0" ns2:_="" ns3:_="">
     <xsd:import namespace="ce94a3db-480d-4ce7-9910-fdfb7ea55b02"/>
@@ -4970,20 +4059,23 @@
 </ct:contentTypeSchema>
 </file>
 
-<file path=customXml/item2.xml><?xml version="1.0" encoding="utf-8"?>
-<?mso-contentType ?>
-<FormTemplates xmlns="http://schemas.microsoft.com/sharepoint/v3/contenttype/forms">
-  <Display>DocumentLibraryForm</Display>
-  <Edit>DocumentLibraryForm</Edit>
-  <New>DocumentLibraryForm</New>
-</FormTemplates>
+<file path=customXml/itemProps1.xml><?xml version="1.0" encoding="utf-8"?>
+<ds:datastoreItem xmlns:ds="http://schemas.openxmlformats.org/officeDocument/2006/customXml" ds:itemID="{E31583D6-274A-4058-BE59-DCB768E854FC}">
+  <ds:schemaRefs>
+    <ds:schemaRef ds:uri="http://schemas.openxmlformats.org/officeDocument/2006/bibliography"/>
+  </ds:schemaRefs>
+</ds:datastoreItem>
 </file>
 
-<file path=customXml/item3.xml><?xml version="1.0" encoding="utf-8"?>
-<b:Sources xmlns:b="http://schemas.openxmlformats.org/officeDocument/2006/bibliography" xmlns="http://schemas.openxmlformats.org/officeDocument/2006/bibliography" SelectedStyle="\APASixthEditionOfficeOnline.xsl" StyleName="APA" Version="6"/>
+<file path=customXml/itemProps2.xml><?xml version="1.0" encoding="utf-8"?>
+<ds:datastoreItem xmlns:ds="http://schemas.openxmlformats.org/officeDocument/2006/customXml" ds:itemID="{5A5EB6DD-ABDD-4E36-A4B3-ECADD91A84EE}">
+  <ds:schemaRefs>
+    <ds:schemaRef ds:uri="http://schemas.microsoft.com/sharepoint/v3/contenttype/forms"/>
+  </ds:schemaRefs>
+</ds:datastoreItem>
 </file>
 
-<file path=customXml/itemProps1.xml><?xml version="1.0" encoding="utf-8"?>
+<file path=customXml/itemProps3.xml><?xml version="1.0" encoding="utf-8"?>
 <ds:datastoreItem xmlns:ds="http://schemas.openxmlformats.org/officeDocument/2006/customXml" ds:itemID="{8E34B0EF-586E-4CAC-B86F-702ECE8B12C5}">
   <ds:schemaRefs>
     <ds:schemaRef ds:uri="http://schemas.microsoft.com/office/2006/metadata/contentType"/>
@@ -5000,20 +4092,4 @@
     <ds:schemaRef ds:uri="http://schemas.microsoft.com/internal/obd"/>
   </ds:schemaRefs>
 </ds:datastoreItem>
-</file>
-
-<file path=customXml/itemProps2.xml><?xml version="1.0" encoding="utf-8"?>
-<ds:datastoreItem xmlns:ds="http://schemas.openxmlformats.org/officeDocument/2006/customXml" ds:itemID="{5A5EB6DD-ABDD-4E36-A4B3-ECADD91A84EE}">
-  <ds:schemaRefs>
-    <ds:schemaRef ds:uri="http://schemas.microsoft.com/sharepoint/v3/contenttype/forms"/>
-  </ds:schemaRefs>
-</ds:datastoreItem>
-</file>
-
-<file path=customXml/itemProps3.xml><?xml version="1.0" encoding="utf-8"?>
-<ds:datastoreItem xmlns:ds="http://schemas.openxmlformats.org/officeDocument/2006/customXml" ds:itemID="{E31583D6-274A-4058-BE59-DCB768E854FC}">
-  <ds:schemaRefs>
-    <ds:schemaRef ds:uri="http://schemas.openxmlformats.org/officeDocument/2006/bibliography"/>
-  </ds:schemaRefs>
-</ds:datastoreItem>
 </file>